--- a/tillsyn/A 10274-2026 tillsynsbegäran.docx
+++ b/tillsyn/A 10274-2026 tillsynsbegäran.docx
@@ -231,7 +231,7 @@
     <w:r>
       <w:tab/>
       <w:tab/>
-      <w:t>2026-03-01</w:t>
+      <w:t>2026-03-02</w:t>
       <w:br/>
       <w:br/>
     </w:r>

--- a/tillsyn/A 10274-2026 tillsynsbegäran.docx
+++ b/tillsyn/A 10274-2026 tillsynsbegäran.docx
@@ -231,7 +231,7 @@
     <w:r>
       <w:tab/>
       <w:tab/>
-      <w:t>2026-03-02</w:t>
+      <w:t>2026-03-03</w:t>
       <w:br/>
       <w:br/>
     </w:r>

--- a/tillsyn/A 10274-2026 tillsynsbegäran.docx
+++ b/tillsyn/A 10274-2026 tillsynsbegäran.docx
@@ -231,7 +231,7 @@
     <w:r>
       <w:tab/>
       <w:tab/>
-      <w:t>2026-03-03</w:t>
+      <w:t>2026-03-04</w:t>
       <w:br/>
       <w:br/>
     </w:r>

--- a/tillsyn/A 10274-2026 tillsynsbegäran.docx
+++ b/tillsyn/A 10274-2026 tillsynsbegäran.docx
@@ -231,7 +231,7 @@
     <w:r>
       <w:tab/>
       <w:tab/>
-      <w:t>2026-03-04</w:t>
+      <w:t>2026-03-05</w:t>
       <w:br/>
       <w:br/>
     </w:r>

--- a/tillsyn/A 10274-2026 tillsynsbegäran.docx
+++ b/tillsyn/A 10274-2026 tillsynsbegäran.docx
@@ -231,7 +231,7 @@
     <w:r>
       <w:tab/>
       <w:tab/>
-      <w:t>2026-03-05</w:t>
+      <w:t>2026-03-06</w:t>
       <w:br/>
       <w:br/>
     </w:r>

--- a/tillsyn/A 10274-2026 tillsynsbegäran.docx
+++ b/tillsyn/A 10274-2026 tillsynsbegäran.docx
@@ -231,7 +231,7 @@
     <w:r>
       <w:tab/>
       <w:tab/>
-      <w:t>2026-03-06</w:t>
+      <w:t>2026-03-07</w:t>
       <w:br/>
       <w:br/>
     </w:r>

--- a/tillsyn/A 10274-2026 tillsynsbegäran.docx
+++ b/tillsyn/A 10274-2026 tillsynsbegäran.docx
@@ -231,7 +231,7 @@
     <w:r>
       <w:tab/>
       <w:tab/>
-      <w:t>2026-03-07</w:t>
+      <w:t>2026-03-08</w:t>
       <w:br/>
       <w:br/>
     </w:r>

--- a/tillsyn/A 10274-2026 tillsynsbegäran.docx
+++ b/tillsyn/A 10274-2026 tillsynsbegäran.docx
@@ -231,7 +231,7 @@
     <w:r>
       <w:tab/>
       <w:tab/>
-      <w:t>2026-03-08</w:t>
+      <w:t>2026-03-09</w:t>
       <w:br/>
       <w:br/>
     </w:r>

--- a/tillsyn/A 10274-2026 tillsynsbegäran.docx
+++ b/tillsyn/A 10274-2026 tillsynsbegäran.docx
@@ -231,7 +231,7 @@
     <w:r>
       <w:tab/>
       <w:tab/>
-      <w:t>2026-03-09</w:t>
+      <w:t>2026-03-10</w:t>
       <w:br/>
       <w:br/>
     </w:r>

--- a/tillsyn/A 10274-2026 tillsynsbegäran.docx
+++ b/tillsyn/A 10274-2026 tillsynsbegäran.docx
@@ -231,7 +231,7 @@
     <w:r>
       <w:tab/>
       <w:tab/>
-      <w:t>2026-03-10</w:t>
+      <w:t>2026-03-11</w:t>
       <w:br/>
       <w:br/>
     </w:r>

--- a/tillsyn/A 10274-2026 tillsynsbegäran.docx
+++ b/tillsyn/A 10274-2026 tillsynsbegäran.docx
@@ -231,7 +231,7 @@
     <w:r>
       <w:tab/>
       <w:tab/>
-      <w:t>2026-03-11</w:t>
+      <w:t>2026-03-12</w:t>
       <w:br/>
       <w:br/>
     </w:r>

--- a/tillsyn/A 10274-2026 tillsynsbegäran.docx
+++ b/tillsyn/A 10274-2026 tillsynsbegäran.docx
@@ -231,7 +231,7 @@
     <w:r>
       <w:tab/>
       <w:tab/>
-      <w:t>2026-03-12</w:t>
+      <w:t>2026-03-13</w:t>
       <w:br/>
       <w:br/>
     </w:r>

--- a/tillsyn/A 10274-2026 tillsynsbegäran.docx
+++ b/tillsyn/A 10274-2026 tillsynsbegäran.docx
@@ -231,7 +231,7 @@
     <w:r>
       <w:tab/>
       <w:tab/>
-      <w:t>2026-03-13</w:t>
+      <w:t>2026-03-16</w:t>
       <w:br/>
       <w:br/>
     </w:r>

--- a/tillsyn/A 10274-2026 tillsynsbegäran.docx
+++ b/tillsyn/A 10274-2026 tillsynsbegäran.docx
@@ -231,7 +231,7 @@
     <w:r>
       <w:tab/>
       <w:tab/>
-      <w:t>2026-03-16</w:t>
+      <w:t>2026-03-17</w:t>
       <w:br/>
       <w:br/>
     </w:r>

--- a/tillsyn/A 10274-2026 tillsynsbegäran.docx
+++ b/tillsyn/A 10274-2026 tillsynsbegäran.docx
@@ -231,7 +231,7 @@
     <w:r>
       <w:tab/>
       <w:tab/>
-      <w:t>2026-03-17</w:t>
+      <w:t>2026-03-18</w:t>
       <w:br/>
       <w:br/>
     </w:r>

--- a/tillsyn/A 10274-2026 tillsynsbegäran.docx
+++ b/tillsyn/A 10274-2026 tillsynsbegäran.docx
@@ -231,7 +231,7 @@
     <w:r>
       <w:tab/>
       <w:tab/>
-      <w:t>2026-03-18</w:t>
+      <w:t>2026-03-19</w:t>
       <w:br/>
       <w:br/>
     </w:r>

--- a/tillsyn/A 10274-2026 tillsynsbegäran.docx
+++ b/tillsyn/A 10274-2026 tillsynsbegäran.docx
@@ -231,7 +231,7 @@
     <w:r>
       <w:tab/>
       <w:tab/>
-      <w:t>2026-03-19</w:t>
+      <w:t>2026-03-20</w:t>
       <w:br/>
       <w:br/>
     </w:r>

--- a/tillsyn/A 10274-2026 tillsynsbegäran.docx
+++ b/tillsyn/A 10274-2026 tillsynsbegäran.docx
@@ -231,7 +231,7 @@
     <w:r>
       <w:tab/>
       <w:tab/>
-      <w:t>2026-03-20</w:t>
+      <w:t>2026-03-21</w:t>
       <w:br/>
       <w:br/>
     </w:r>

--- a/tillsyn/A 10274-2026 tillsynsbegäran.docx
+++ b/tillsyn/A 10274-2026 tillsynsbegäran.docx
@@ -231,7 +231,7 @@
     <w:r>
       <w:tab/>
       <w:tab/>
-      <w:t>2026-03-21</w:t>
+      <w:t>2026-03-22</w:t>
       <w:br/>
       <w:br/>
     </w:r>

--- a/tillsyn/A 10274-2026 tillsynsbegäran.docx
+++ b/tillsyn/A 10274-2026 tillsynsbegäran.docx
@@ -231,7 +231,7 @@
     <w:r>
       <w:tab/>
       <w:tab/>
-      <w:t>2026-03-22</w:t>
+      <w:t>2026-03-23</w:t>
       <w:br/>
       <w:br/>
     </w:r>

--- a/tillsyn/A 10274-2026 tillsynsbegäran.docx
+++ b/tillsyn/A 10274-2026 tillsynsbegäran.docx
@@ -231,7 +231,7 @@
     <w:r>
       <w:tab/>
       <w:tab/>
-      <w:t>2026-03-23</w:t>
+      <w:t>2026-03-24</w:t>
       <w:br/>
       <w:br/>
     </w:r>

--- a/tillsyn/A 10274-2026 tillsynsbegäran.docx
+++ b/tillsyn/A 10274-2026 tillsynsbegäran.docx
@@ -231,7 +231,7 @@
     <w:r>
       <w:tab/>
       <w:tab/>
-      <w:t>2026-03-24</w:t>
+      <w:t>2026-03-25</w:t>
       <w:br/>
       <w:br/>
     </w:r>

--- a/tillsyn/A 10274-2026 tillsynsbegäran.docx
+++ b/tillsyn/A 10274-2026 tillsynsbegäran.docx
@@ -22,7 +22,7 @@
     </w:p>
     <w:p>
       <w:r>
-        <w:t>Nedan beskrivs fynd av naturvårdsarter och fridlysta arter som gjorts i det avverkningsanmälda området.</w:t>
+        <w:t>Nedan beskrivs fynd av naturvårdsarter och fridlysta arter som gjorts i det avverkningsanmälda området. I BILAGA 1 finns artfakta om fridlysta arter.</w:t>
       </w:r>
     </w:p>
     <w:p>
@@ -35,7 +35,7 @@
     </w:p>
     <w:p>
       <w:r>
-        <w:t>I avverkningsanmälan har följande 2 naturvårdsarter hittats: gråfingerört (VU) och alvarstånds (§7). Av dessa är 1 rödlistade. För rödlistade arter har rödlistekategorin angivits inom parentes. För fridlysta arter anges även paragrafen i Artskyddsförordningen som arten är fridlyst enligt.</w:t>
+        <w:t>I avverkningsanmälan har följande 5 naturvårdsarter hittats: gråfingerört (VU), spillkråka (NT, §4), axag (S), grönpyrola (S) och alvarstånds (§7). Av dessa är 2 rödlistade. För rödlistade arter har rödlistekategorin angivits inom parentes. Arter som är signalarter enligt Skogsstyrelsen har markerats med (S). För fridlysta arter anges även paragrafen i Artskyddsförordningen som arten är fridlyst enligt.</w:t>
       </w:r>
     </w:p>
     <w:p>
@@ -91,6 +91,35 @@
       </w:r>
     </w:p>
     <w:p>
+      <w:r>
+        <w:rPr>
+          <w:b/>
+        </w:rPr>
+        <w:t xml:space="preserve">Grönpyrola </w:t>
+      </w:r>
+      <w:r>
+        <w:t xml:space="preserve">växer främst på sandig, torr eller frisk mark i äldre barrskog, ofta på isälvsmaterial såsom sand och grus. Den påträffas främst i äldre naturligt uppkomna barrskogar, exempelvis på tallmoar, i åssluttningar, dyner och rasbranter. Arten är känslig för skogsbruksmetoder såsom slutavverkning och markberedning. Grönpyrola är typisk art för </w:t>
+      </w:r>
+      <w:r>
+        <w:rPr>
+          <w:i/>
+        </w:rPr>
+        <w:t>9010 Taiga, 9060 Åsbarrskog</w:t>
+      </w:r>
+      <w:r>
+        <w:t xml:space="preserve"> och</w:t>
+      </w:r>
+      <w:r>
+        <w:rPr>
+          <w:i/>
+        </w:rPr>
+        <w:t xml:space="preserve"> 1610 Åsöar i Östersjön </w:t>
+      </w:r>
+      <w:r>
+        <w:t>(Nitare &amp; Skogsstyrelsen, 2019; SLU Artdatabanken, 2025).</w:t>
+      </w:r>
+    </w:p>
+    <w:p>
       <w:pPr>
         <w:pStyle w:val="Heading1"/>
       </w:pPr>
@@ -100,7 +129,140 @@
     </w:p>
     <w:p>
       <w:r>
-        <w:t>Följande fridlysta arter har sina livsmiljöer och växtplatser i den avverkningsanmälda skogen: alvarstånds (§7).</w:t>
+        <w:t>Följande fridlysta arter har sina livsmiljöer och växtplatser i den avverkningsanmälda skogen: spillkråka (NT, §4) och alvarstånds (§7).</w:t>
+      </w:r>
+    </w:p>
+    <w:p>
+      <w:r>
+        <w:t xml:space="preserve">Observera att medlemsländerna är skyldiga att agera i enlighet med EU:s fågeldirektiv där det uttryckligen står att direktivet gäller för fåglar samt för deras ägg, bon och </w:t>
+      </w:r>
+      <w:r>
+        <w:rPr>
+          <w:b/>
+        </w:rPr>
+        <w:t xml:space="preserve">livsmiljöer </w:t>
+      </w:r>
+      <w:r>
+        <w:t>(artikel 1). Vidare att de åtgärder som vidtas inte får leda till en försämring av den nuvarande situationen beträffande bevarandet av de fågelarter som avses i artikel 1 (artikel 13). Fågeldirektivet är styrande för tillsynsansvariga myndigheters ärendehantering, ställningstaganden och beslutsfattande.</w:t>
+      </w:r>
+    </w:p>
+    <w:p>
+      <w:r>
+        <w:rPr>
+          <w:b/>
+        </w:rPr>
+        <w:t>Spillkråka (NT, §4)</w:t>
+      </w:r>
+      <w:r>
+        <w:t xml:space="preserve"> är rödlistad som nära hotad och ingår i bilaga 1 i EU:s fågeldirektiv. Den minskar i population på grund av minskad tillgång på lämpliga bo- och födoträd och minskad födotillgång. Spillkråkans minskningstakt har uppgått till 19 (24–10) % under de senaste 15 åren och bedöms vara nära gränsvärdet för Sårbar (VU) (A2bc). Spillkråka är en nyckelart i skogliga miljöer vars övergivna bohål utnyttjas av flera andra hålhäckande fågelarter och fladdermöss. Den behöver grova träd, främst tall, asp och bok som boträd. Skogsbruk med korta omloppstider och täta, homogena ungskogar utgör det största hotet. Spillkråka är typisk art för </w:t>
+      </w:r>
+      <w:r>
+        <w:rPr>
+          <w:i/>
+        </w:rPr>
+        <w:t xml:space="preserve">9010 Taiga </w:t>
+      </w:r>
+      <w:r>
+        <w:t>och</w:t>
+      </w:r>
+      <w:r>
+        <w:rPr>
+          <w:i/>
+        </w:rPr>
+        <w:t xml:space="preserve"> 9740 Skogsbevuxen myr </w:t>
+      </w:r>
+      <w:r>
+        <w:t>(SLU Artdatabanken, 2025; Skogsstyrelsen 2016).</w:t>
+      </w:r>
+    </w:p>
+    <w:p>
+      <w:r>
+        <w:t>I BILAGA 1 finns mer detaljerad information om ekologi samt krav på livsmiljö hos fridlysta arter.</w:t>
+      </w:r>
+    </w:p>
+    <w:p>
+      <w:r>
+        <w:br w:type="page"/>
+      </w:r>
+    </w:p>
+    <w:p>
+      <w:pPr>
+        <w:pStyle w:val="Title"/>
+      </w:pPr>
+      <w:r>
+        <w:t>BILAGA 1 – Fridlysta arter</w:t>
+      </w:r>
+    </w:p>
+    <w:p>
+      <w:pPr>
+        <w:pStyle w:val="Heading1"/>
+      </w:pPr>
+      <w:r>
+        <w:t>Spillkråka – ekologi samt krav på livsmiljön</w:t>
+      </w:r>
+    </w:p>
+    <w:p>
+      <w:r>
+        <w:t xml:space="preserve">Spillkråka (NT) är rödlistad som nära hotad, fridlyst enligt §4 Artskyddsförordningen, typisk art för </w:t>
+      </w:r>
+      <w:r>
+        <w:rPr>
+          <w:i/>
+        </w:rPr>
+        <w:t xml:space="preserve">9010 Taiga </w:t>
+      </w:r>
+      <w:r>
+        <w:t>och</w:t>
+      </w:r>
+      <w:r>
+        <w:rPr>
+          <w:i/>
+        </w:rPr>
+        <w:t xml:space="preserve"> 9740 Skogsbevuxen myr</w:t>
+      </w:r>
+      <w:r>
+        <w:t xml:space="preserve"> och ingår i bilaga 1 i EU:s fågeldirektiv. Spillkråka lever i både barr- och blandskog liksom i ren lövskog. De tätaste populationerna tenderar att finnas i äldre, variationsrik blandskog med gott om död ved och gamla träd. Spillkråka är en nyckelart i skogliga miljöer vars övergivna bohål utnyttjas av flera andra hålhäckande fågelarter och fladdermöss (SLU Artdatabanken, 2023; Skogsstyrelsen 2016).</w:t>
+      </w:r>
+    </w:p>
+    <w:p>
+      <w:r>
+        <w:t>Varje par utnyttjar 400–1000 hektar skog beroende på skogens kvalitet. En minskning av populationen pågår på grund av minskad tillgång på lämpliga bo- och födoträd och minskad födotillgång. Spillkråkans minskningstakt har uppgått till 19 (24–10) % under de senaste 15 åren. Minskningstakten för den svenska populationen bedöms vara nära gränsvärdet för Sårbar (VU) (A2bc). Skogsbruk med korta omloppstider och täta, homogena ungskogar utgör det största hotet (SLU Artdatabanken 2023).</w:t>
+      </w:r>
+    </w:p>
+    <w:p>
+      <w:pPr>
+        <w:pStyle w:val="Heading2"/>
+      </w:pPr>
+      <w:r>
+        <w:t>Referenser – spillkråka</w:t>
+      </w:r>
+    </w:p>
+    <w:p>
+      <w:r>
+        <w:t xml:space="preserve">Skogsstyrelsen, 2016. </w:t>
+      </w:r>
+      <w:r>
+        <w:rPr>
+          <w:i/>
+        </w:rPr>
+        <w:t xml:space="preserve">Vägledning för hänsyn till spillkråka. </w:t>
+      </w:r>
+      <w:r>
+        <w:t>Vägledningar och kunskapsstöd artskydd – Skogsstyrelsen.</w:t>
+      </w:r>
+    </w:p>
+    <w:p>
+      <w:r>
+        <w:t xml:space="preserve">SLU Artdatabanken, 2023. </w:t>
+      </w:r>
+      <w:r>
+        <w:rPr>
+          <w:i/>
+        </w:rPr>
+        <w:t xml:space="preserve">Artfaktablad. Naturvård – artfakta. </w:t>
+      </w:r>
+      <w:r>
+        <w:t>SLU Artdatabanken, Uppsala</w:t>
       </w:r>
     </w:p>
     <w:sectPr>
@@ -231,7 +393,7 @@
     <w:r>
       <w:tab/>
       <w:tab/>
-      <w:t>2026-03-25</w:t>
+      <w:t>2026-03-26</w:t>
       <w:br/>
       <w:br/>
     </w:r>

--- a/tillsyn/A 10274-2026 tillsynsbegäran.docx
+++ b/tillsyn/A 10274-2026 tillsynsbegäran.docx
@@ -393,7 +393,7 @@
     <w:r>
       <w:tab/>
       <w:tab/>
-      <w:t>2026-03-26</w:t>
+      <w:t>2026-03-27</w:t>
       <w:br/>
       <w:br/>
     </w:r>

--- a/tillsyn/A 10274-2026 tillsynsbegäran.docx
+++ b/tillsyn/A 10274-2026 tillsynsbegäran.docx
@@ -393,7 +393,7 @@
     <w:r>
       <w:tab/>
       <w:tab/>
-      <w:t>2026-03-27</w:t>
+      <w:t>2026-03-28</w:t>
       <w:br/>
       <w:br/>
     </w:r>

--- a/tillsyn/A 10274-2026 tillsynsbegäran.docx
+++ b/tillsyn/A 10274-2026 tillsynsbegäran.docx
@@ -393,7 +393,7 @@
     <w:r>
       <w:tab/>
       <w:tab/>
-      <w:t>2026-03-28</w:t>
+      <w:t>2026-03-29</w:t>
       <w:br/>
       <w:br/>
     </w:r>

--- a/tillsyn/A 10274-2026 tillsynsbegäran.docx
+++ b/tillsyn/A 10274-2026 tillsynsbegäran.docx
@@ -393,7 +393,7 @@
     <w:r>
       <w:tab/>
       <w:tab/>
-      <w:t>2026-03-29</w:t>
+      <w:t>2026-03-30</w:t>
       <w:br/>
       <w:br/>
     </w:r>

--- a/tillsyn/A 10274-2026 tillsynsbegäran.docx
+++ b/tillsyn/A 10274-2026 tillsynsbegäran.docx
@@ -393,7 +393,7 @@
     <w:r>
       <w:tab/>
       <w:tab/>
-      <w:t>2026-03-30</w:t>
+      <w:t>2026-03-31</w:t>
       <w:br/>
       <w:br/>
     </w:r>

--- a/tillsyn/A 10274-2026 tillsynsbegäran.docx
+++ b/tillsyn/A 10274-2026 tillsynsbegäran.docx
@@ -393,7 +393,7 @@
     <w:r>
       <w:tab/>
       <w:tab/>
-      <w:t>2026-03-31</w:t>
+      <w:t>2026-04-01</w:t>
       <w:br/>
       <w:br/>
     </w:r>

--- a/tillsyn/A 10274-2026 tillsynsbegäran.docx
+++ b/tillsyn/A 10274-2026 tillsynsbegäran.docx
@@ -393,7 +393,7 @@
     <w:r>
       <w:tab/>
       <w:tab/>
-      <w:t>2026-04-01</w:t>
+      <w:t>2026-04-02</w:t>
       <w:br/>
       <w:br/>
     </w:r>

--- a/tillsyn/A 10274-2026 tillsynsbegäran.docx
+++ b/tillsyn/A 10274-2026 tillsynsbegäran.docx
@@ -393,7 +393,7 @@
     <w:r>
       <w:tab/>
       <w:tab/>
-      <w:t>2026-04-02</w:t>
+      <w:t>2026-04-03</w:t>
       <w:br/>
       <w:br/>
     </w:r>

--- a/tillsyn/A 10274-2026 tillsynsbegäran.docx
+++ b/tillsyn/A 10274-2026 tillsynsbegäran.docx
@@ -393,7 +393,7 @@
     <w:r>
       <w:tab/>
       <w:tab/>
-      <w:t>2026-04-03</w:t>
+      <w:t>2026-04-04</w:t>
       <w:br/>
       <w:br/>
     </w:r>

--- a/tillsyn/A 10274-2026 tillsynsbegäran.docx
+++ b/tillsyn/A 10274-2026 tillsynsbegäran.docx
@@ -393,7 +393,7 @@
     <w:r>
       <w:tab/>
       <w:tab/>
-      <w:t>2026-04-14</w:t>
+      <w:t>2026-04-15</w:t>
       <w:br/>
       <w:br/>
     </w:r>

--- a/tillsyn/A 10274-2026 tillsynsbegäran.docx
+++ b/tillsyn/A 10274-2026 tillsynsbegäran.docx
@@ -393,7 +393,7 @@
     <w:r>
       <w:tab/>
       <w:tab/>
-      <w:t>2026-04-15</w:t>
+      <w:t>2026-04-16</w:t>
       <w:br/>
       <w:br/>
     </w:r>

--- a/tillsyn/A 10274-2026 tillsynsbegäran.docx
+++ b/tillsyn/A 10274-2026 tillsynsbegäran.docx
@@ -393,7 +393,7 @@
     <w:r>
       <w:tab/>
       <w:tab/>
-      <w:t>2026-04-16</w:t>
+      <w:t>2026-04-17</w:t>
       <w:br/>
       <w:br/>
     </w:r>

--- a/tillsyn/A 10274-2026 tillsynsbegäran.docx
+++ b/tillsyn/A 10274-2026 tillsynsbegäran.docx
@@ -393,7 +393,7 @@
     <w:r>
       <w:tab/>
       <w:tab/>
-      <w:t>2026-04-17</w:t>
+      <w:t>2026-04-18</w:t>
       <w:br/>
       <w:br/>
     </w:r>

--- a/tillsyn/A 10274-2026 tillsynsbegäran.docx
+++ b/tillsyn/A 10274-2026 tillsynsbegäran.docx
@@ -393,7 +393,7 @@
     <w:r>
       <w:tab/>
       <w:tab/>
-      <w:t>2026-04-18</w:t>
+      <w:t>2026-04-19</w:t>
       <w:br/>
       <w:br/>
     </w:r>

--- a/tillsyn/A 10274-2026 tillsynsbegäran.docx
+++ b/tillsyn/A 10274-2026 tillsynsbegäran.docx
@@ -393,7 +393,7 @@
     <w:r>
       <w:tab/>
       <w:tab/>
-      <w:t>2026-04-19</w:t>
+      <w:t>2026-04-20</w:t>
       <w:br/>
       <w:br/>
     </w:r>

--- a/tillsyn/A 10274-2026 tillsynsbegäran.docx
+++ b/tillsyn/A 10274-2026 tillsynsbegäran.docx
@@ -393,7 +393,7 @@
     <w:r>
       <w:tab/>
       <w:tab/>
-      <w:t>2026-04-20</w:t>
+      <w:t>2026-04-21</w:t>
       <w:br/>
       <w:br/>
     </w:r>

--- a/tillsyn/A 10274-2026 tillsynsbegäran.docx
+++ b/tillsyn/A 10274-2026 tillsynsbegäran.docx
@@ -393,7 +393,7 @@
     <w:r>
       <w:tab/>
       <w:tab/>
-      <w:t>2026-04-21</w:t>
+      <w:t>2026-04-22</w:t>
       <w:br/>
       <w:br/>
     </w:r>

--- a/tillsyn/A 10274-2026 tillsynsbegäran.docx
+++ b/tillsyn/A 10274-2026 tillsynsbegäran.docx
@@ -393,7 +393,7 @@
     <w:r>
       <w:tab/>
       <w:tab/>
-      <w:t>2026-04-22</w:t>
+      <w:t>2026-04-23</w:t>
       <w:br/>
       <w:br/>
     </w:r>

--- a/tillsyn/A 10274-2026 tillsynsbegäran.docx
+++ b/tillsyn/A 10274-2026 tillsynsbegäran.docx
@@ -393,7 +393,7 @@
     <w:r>
       <w:tab/>
       <w:tab/>
-      <w:t>2026-04-23</w:t>
+      <w:t>2026-04-24</w:t>
       <w:br/>
       <w:br/>
     </w:r>

--- a/tillsyn/A 10274-2026 tillsynsbegäran.docx
+++ b/tillsyn/A 10274-2026 tillsynsbegäran.docx
@@ -393,7 +393,7 @@
     <w:r>
       <w:tab/>
       <w:tab/>
-      <w:t>2026-04-24</w:t>
+      <w:t>2026-04-25</w:t>
       <w:br/>
       <w:br/>
     </w:r>

--- a/tillsyn/A 10274-2026 tillsynsbegäran.docx
+++ b/tillsyn/A 10274-2026 tillsynsbegäran.docx
@@ -393,7 +393,7 @@
     <w:r>
       <w:tab/>
       <w:tab/>
-      <w:t>2026-04-25</w:t>
+      <w:t>2026-04-26</w:t>
       <w:br/>
       <w:br/>
     </w:r>

--- a/tillsyn/A 10274-2026 tillsynsbegäran.docx
+++ b/tillsyn/A 10274-2026 tillsynsbegäran.docx
@@ -393,7 +393,7 @@
     <w:r>
       <w:tab/>
       <w:tab/>
-      <w:t>2026-04-26</w:t>
+      <w:t>2026-04-27</w:t>
       <w:br/>
       <w:br/>
     </w:r>

--- a/tillsyn/A 10274-2026 tillsynsbegäran.docx
+++ b/tillsyn/A 10274-2026 tillsynsbegäran.docx
@@ -393,7 +393,7 @@
     <w:r>
       <w:tab/>
       <w:tab/>
-      <w:t>2026-04-27</w:t>
+      <w:t>2026-04-28</w:t>
       <w:br/>
       <w:br/>
     </w:r>

--- a/tillsyn/A 10274-2026 tillsynsbegäran.docx
+++ b/tillsyn/A 10274-2026 tillsynsbegäran.docx
@@ -35,7 +35,7 @@
     </w:p>
     <w:p>
       <w:r>
-        <w:t>I avverkningsanmälan har följande 5 naturvårdsarter hittats: gråfingerört (VU), spillkråka (NT, §4), axag (S), grönpyrola (S) och alvarstånds (§7). Av dessa är 2 rödlistade. För rödlistade arter har rödlistekategorin angivits inom parentes. Arter som är signalarter enligt Skogsstyrelsen har markerats med (S). För fridlysta arter anges även paragrafen i Artskyddsförordningen som arten är fridlyst enligt.</w:t>
+        <w:t>I avverkningsanmälan har följande 11 naturvårdsarter hittats: gråfingerört (VU), backstarr (NT), backtimjan (NT), reliktbock (NT), spillkråka (NT, §4), axag (S), grönpyrola (S), kragjordstjärna (S), alvarstånds (§7), nattviol (§8) och sankt pers nycklar (§8). Av dessa är 5 rödlistade. För rödlistade arter har rödlistekategorin angivits inom parentes. Arter som är signalarter enligt Skogsstyrelsen har markerats med (S). För fridlysta arter anges även paragrafen i Artskyddsförordningen som arten är fridlyst enligt.</w:t>
       </w:r>
     </w:p>
     <w:p>
@@ -50,7 +50,7 @@
       <w:r>
         <w:drawing>
           <wp:inline xmlns:a="http://schemas.openxmlformats.org/drawingml/2006/main" xmlns:pic="http://schemas.openxmlformats.org/drawingml/2006/picture">
-            <wp:extent cx="5486400" cy="5231447"/>
+            <wp:extent cx="5486400" cy="5160731"/>
             <wp:docPr id="1" name="Picture 1"/>
             <wp:cNvGraphicFramePr>
               <a:graphicFrameLocks noChangeAspect="1"/>
@@ -71,7 +71,7 @@
                   <pic:spPr>
                     <a:xfrm>
                       <a:off x="0" y="0"/>
-                      <a:ext cx="5486400" cy="5231447"/>
+                      <a:ext cx="5486400" cy="5160731"/>
                     </a:xfrm>
                     <a:prstGeom prst="rect"/>
                   </pic:spPr>
@@ -120,6 +120,35 @@
       </w:r>
     </w:p>
     <w:p>
+      <w:r>
+        <w:rPr>
+          <w:b/>
+        </w:rPr>
+        <w:t>Reliktbock (NT)</w:t>
+      </w:r>
+      <w:r>
+        <w:t xml:space="preserve"> är en skalbagge vars larvutveckling sker i tjock, solexponerad skorpbark på gamla, levande tallar. Ofta i träd som under längre tid stått fritt och öppet, t.ex. i kantzoner i odlingslandskap, längs stränder och åsar, men också i gles, gammal tallskog på mager mark. Arten är brandgynnad genom att omgivande småträd och buskar försvinner vid lågintensiva bränder samtidigt som gamla tallar överlever och förblir solexponerade. Minskningstakten för den svenska populationen bedöms vara nära gränsvärdet för Sårbar (VU) och i den europeiska rödlistan är reliktbock rödlistad som Sårbar (VU) vilket innebär att Sverige har ett internationellt ansvar för arten. Gamla tallskogar bör få ett långsiktigt skydd, och inte slutavverkas. Reliktbock är typisk art för </w:t>
+      </w:r>
+      <w:r>
+        <w:rPr>
+          <w:i/>
+        </w:rPr>
+        <w:t>9010 Taiga</w:t>
+      </w:r>
+      <w:r>
+        <w:t xml:space="preserve"> och</w:t>
+      </w:r>
+      <w:r>
+        <w:rPr>
+          <w:i/>
+        </w:rPr>
+        <w:t xml:space="preserve"> 9060 Åsbarrskog</w:t>
+      </w:r>
+      <w:r>
+        <w:t xml:space="preserve"> (SLU Artdatabanken, 2024; IUCN, 2016).</w:t>
+      </w:r>
+    </w:p>
+    <w:p>
       <w:pPr>
         <w:pStyle w:val="Heading1"/>
       </w:pPr>
@@ -129,7 +158,7 @@
     </w:p>
     <w:p>
       <w:r>
-        <w:t>Följande fridlysta arter har sina livsmiljöer och växtplatser i den avverkningsanmälda skogen: spillkråka (NT, §4) och alvarstånds (§7).</w:t>
+        <w:t>Följande fridlysta arter har sina livsmiljöer och växtplatser i den avverkningsanmälda skogen: spillkråka (NT, §4), alvarstånds (§7), nattviol (§8) och sankt pers nycklar (§8).</w:t>
       </w:r>
     </w:p>
     <w:p>
@@ -393,7 +422,7 @@
     <w:r>
       <w:tab/>
       <w:tab/>
-      <w:t>2026-04-28</w:t>
+      <w:t>2026-04-29</w:t>
       <w:br/>
       <w:br/>
     </w:r>

--- a/tillsyn/A 10274-2026 tillsynsbegäran.docx
+++ b/tillsyn/A 10274-2026 tillsynsbegäran.docx
@@ -422,7 +422,7 @@
     <w:r>
       <w:tab/>
       <w:tab/>
-      <w:t>2026-04-29</w:t>
+      <w:t>2026-04-30</w:t>
       <w:br/>
       <w:br/>
     </w:r>

--- a/tillsyn/A 10274-2026 tillsynsbegäran.docx
+++ b/tillsyn/A 10274-2026 tillsynsbegäran.docx
@@ -422,7 +422,7 @@
     <w:r>
       <w:tab/>
       <w:tab/>
-      <w:t>2026-04-30</w:t>
+      <w:t>2026-05-01</w:t>
       <w:br/>
       <w:br/>
     </w:r>

--- a/tillsyn/A 10274-2026 tillsynsbegäran.docx
+++ b/tillsyn/A 10274-2026 tillsynsbegäran.docx
@@ -422,7 +422,7 @@
     <w:r>
       <w:tab/>
       <w:tab/>
-      <w:t>2026-05-01</w:t>
+      <w:t>2026-05-02</w:t>
       <w:br/>
       <w:br/>
     </w:r>

--- a/tillsyn/A 10274-2026 tillsynsbegäran.docx
+++ b/tillsyn/A 10274-2026 tillsynsbegäran.docx
@@ -422,7 +422,7 @@
     <w:r>
       <w:tab/>
       <w:tab/>
-      <w:t>2026-05-16</w:t>
+      <w:t>2026-05-17</w:t>
       <w:br/>
       <w:br/>
     </w:r>

--- a/tillsyn/A 10274-2026 tillsynsbegäran.docx
+++ b/tillsyn/A 10274-2026 tillsynsbegäran.docx
@@ -422,7 +422,7 @@
     <w:r>
       <w:tab/>
       <w:tab/>
-      <w:t>2026-05-17</w:t>
+      <w:t>2026-05-18</w:t>
       <w:br/>
       <w:br/>
     </w:r>

--- a/tillsyn/A 10274-2026 tillsynsbegäran.docx
+++ b/tillsyn/A 10274-2026 tillsynsbegäran.docx
@@ -422,7 +422,7 @@
     <w:r>
       <w:tab/>
       <w:tab/>
-      <w:t>2026-05-18</w:t>
+      <w:t>2026-05-19</w:t>
       <w:br/>
       <w:br/>
     </w:r>

--- a/tillsyn/A 10274-2026 tillsynsbegäran.docx
+++ b/tillsyn/A 10274-2026 tillsynsbegäran.docx
@@ -422,7 +422,7 @@
     <w:r>
       <w:tab/>
       <w:tab/>
-      <w:t>2026-05-19</w:t>
+      <w:t>2026-05-20</w:t>
       <w:br/>
       <w:br/>
     </w:r>

--- a/tillsyn/A 10274-2026 tillsynsbegäran.docx
+++ b/tillsyn/A 10274-2026 tillsynsbegäran.docx
@@ -422,7 +422,7 @@
     <w:r>
       <w:tab/>
       <w:tab/>
-      <w:t>2026-05-20</w:t>
+      <w:t>2026-05-21</w:t>
       <w:br/>
       <w:br/>
     </w:r>

--- a/tillsyn/A 10274-2026 tillsynsbegäran.docx
+++ b/tillsyn/A 10274-2026 tillsynsbegäran.docx
@@ -422,7 +422,7 @@
     <w:r>
       <w:tab/>
       <w:tab/>
-      <w:t>2026-05-21</w:t>
+      <w:t>2026-05-22</w:t>
       <w:br/>
       <w:br/>
     </w:r>

--- a/tillsyn/A 10274-2026 tillsynsbegäran.docx
+++ b/tillsyn/A 10274-2026 tillsynsbegäran.docx
@@ -12,7 +12,7 @@
     </w:p>
     <w:p>
       <w:r>
-        <w:t>Detta dokument behandlar höga naturvärden i avverkningsanmälan A 10274-2026 i Gotlands kommun. Denna avverkningsanmälan inkom 2026-02-23 13:58:58 och omfattar 9,8 ha.</w:t>
+        <w:t>Detta dokument behandlar höga naturvärden i avverkningsanmälan A 10274-2026 i Gotlands kommun. Denna avverkningsanmälan inkom 2026-02-23 00:00:00 och omfattar 9,8 ha.</w:t>
       </w:r>
     </w:p>
     <w:p>
@@ -422,7 +422,7 @@
     <w:r>
       <w:tab/>
       <w:tab/>
-      <w:t>2026-05-22</w:t>
+      <w:t>2026-05-23</w:t>
       <w:br/>
       <w:br/>
     </w:r>

--- a/tillsyn/A 10274-2026 tillsynsbegäran.docx
+++ b/tillsyn/A 10274-2026 tillsynsbegäran.docx
@@ -422,7 +422,7 @@
     <w:r>
       <w:tab/>
       <w:tab/>
-      <w:t>2026-05-23</w:t>
+      <w:t>2026-05-24</w:t>
       <w:br/>
       <w:br/>
     </w:r>

--- a/tillsyn/A 10274-2026 tillsynsbegäran.docx
+++ b/tillsyn/A 10274-2026 tillsynsbegäran.docx
@@ -422,7 +422,7 @@
     <w:r>
       <w:tab/>
       <w:tab/>
-      <w:t>2026-05-24</w:t>
+      <w:t>2026-05-25</w:t>
       <w:br/>
       <w:br/>
     </w:r>

--- a/tillsyn/A 10274-2026 tillsynsbegäran.docx
+++ b/tillsyn/A 10274-2026 tillsynsbegäran.docx
@@ -422,7 +422,7 @@
     <w:r>
       <w:tab/>
       <w:tab/>
-      <w:t>2026-05-25</w:t>
+      <w:t>2026-05-26</w:t>
       <w:br/>
       <w:br/>
     </w:r>

--- a/tillsyn/A 10274-2026 tillsynsbegäran.docx
+++ b/tillsyn/A 10274-2026 tillsynsbegäran.docx
@@ -422,7 +422,7 @@
     <w:r>
       <w:tab/>
       <w:tab/>
-      <w:t>2026-05-26</w:t>
+      <w:t>2026-05-27</w:t>
       <w:br/>
       <w:br/>
     </w:r>

--- a/tillsyn/A 10274-2026 tillsynsbegäran.docx
+++ b/tillsyn/A 10274-2026 tillsynsbegäran.docx
@@ -422,7 +422,7 @@
     <w:r>
       <w:tab/>
       <w:tab/>
-      <w:t>2026-05-27</w:t>
+      <w:t>2026-05-28</w:t>
       <w:br/>
       <w:br/>
     </w:r>

--- a/tillsyn/A 10274-2026 tillsynsbegäran.docx
+++ b/tillsyn/A 10274-2026 tillsynsbegäran.docx
@@ -422,7 +422,7 @@
     <w:r>
       <w:tab/>
       <w:tab/>
-      <w:t>2026-05-28</w:t>
+      <w:t>2026-05-29</w:t>
       <w:br/>
       <w:br/>
     </w:r>

--- a/tillsyn/A 10274-2026 tillsynsbegäran.docx
+++ b/tillsyn/A 10274-2026 tillsynsbegäran.docx
@@ -422,7 +422,7 @@
     <w:r>
       <w:tab/>
       <w:tab/>
-      <w:t>2026-05-29</w:t>
+      <w:t>2026-05-30</w:t>
       <w:br/>
       <w:br/>
     </w:r>

--- a/tillsyn/A 10274-2026 tillsynsbegäran.docx
+++ b/tillsyn/A 10274-2026 tillsynsbegäran.docx
@@ -422,7 +422,7 @@
     <w:r>
       <w:tab/>
       <w:tab/>
-      <w:t>2026-05-30</w:t>
+      <w:t>2026-05-31</w:t>
       <w:br/>
       <w:br/>
     </w:r>

--- a/tillsyn/A 10274-2026 tillsynsbegäran.docx
+++ b/tillsyn/A 10274-2026 tillsynsbegäran.docx
@@ -422,7 +422,7 @@
     <w:r>
       <w:tab/>
       <w:tab/>
-      <w:t>2026-05-31</w:t>
+      <w:t>2026-06-01</w:t>
       <w:br/>
       <w:br/>
     </w:r>

--- a/tillsyn/A 10274-2026 tillsynsbegäran.docx
+++ b/tillsyn/A 10274-2026 tillsynsbegäran.docx
@@ -422,7 +422,7 @@
     <w:r>
       <w:tab/>
       <w:tab/>
-      <w:t>2026-06-01</w:t>
+      <w:t>2026-06-02</w:t>
       <w:br/>
       <w:br/>
     </w:r>

--- a/tillsyn/A 10274-2026 tillsynsbegäran.docx
+++ b/tillsyn/A 10274-2026 tillsynsbegäran.docx
@@ -422,7 +422,7 @@
     <w:r>
       <w:tab/>
       <w:tab/>
-      <w:t>2026-06-02</w:t>
+      <w:t>2026-06-03</w:t>
       <w:br/>
       <w:br/>
     </w:r>

--- a/tillsyn/A 10274-2026 tillsynsbegäran.docx
+++ b/tillsyn/A 10274-2026 tillsynsbegäran.docx
@@ -422,7 +422,7 @@
     <w:r>
       <w:tab/>
       <w:tab/>
-      <w:t>2026-06-03</w:t>
+      <w:t>2026-06-04</w:t>
       <w:br/>
       <w:br/>
     </w:r>

--- a/tillsyn/A 10274-2026 tillsynsbegäran.docx
+++ b/tillsyn/A 10274-2026 tillsynsbegäran.docx
@@ -422,7 +422,7 @@
     <w:r>
       <w:tab/>
       <w:tab/>
-      <w:t>2026-06-04</w:t>
+      <w:t>2026-06-05</w:t>
       <w:br/>
       <w:br/>
     </w:r>

--- a/tillsyn/A 10274-2026 tillsynsbegäran.docx
+++ b/tillsyn/A 10274-2026 tillsynsbegäran.docx
@@ -422,7 +422,7 @@
     <w:r>
       <w:tab/>
       <w:tab/>
-      <w:t>2026-06-05</w:t>
+      <w:t>2026-06-06</w:t>
       <w:br/>
       <w:br/>
     </w:r>

--- a/tillsyn/A 10274-2026 tillsynsbegäran.docx
+++ b/tillsyn/A 10274-2026 tillsynsbegäran.docx
@@ -422,7 +422,7 @@
     <w:r>
       <w:tab/>
       <w:tab/>
-      <w:t>2026-06-06</w:t>
+      <w:t>2026-06-07</w:t>
       <w:br/>
       <w:br/>
     </w:r>

--- a/tillsyn/A 10274-2026 tillsynsbegäran.docx
+++ b/tillsyn/A 10274-2026 tillsynsbegäran.docx
@@ -422,7 +422,7 @@
     <w:r>
       <w:tab/>
       <w:tab/>
-      <w:t>2026-06-07</w:t>
+      <w:t>2026-06-08</w:t>
       <w:br/>
       <w:br/>
     </w:r>

--- a/tillsyn/A 10274-2026 tillsynsbegäran.docx
+++ b/tillsyn/A 10274-2026 tillsynsbegäran.docx
@@ -422,7 +422,7 @@
     <w:r>
       <w:tab/>
       <w:tab/>
-      <w:t>2026-06-08</w:t>
+      <w:t>2026-06-09</w:t>
       <w:br/>
       <w:br/>
     </w:r>

--- a/tillsyn/A 10274-2026 tillsynsbegäran.docx
+++ b/tillsyn/A 10274-2026 tillsynsbegäran.docx
@@ -422,7 +422,7 @@
     <w:r>
       <w:tab/>
       <w:tab/>
-      <w:t>2026-06-09</w:t>
+      <w:t>2026-06-10</w:t>
       <w:br/>
       <w:br/>
     </w:r>

--- a/tillsyn/A 10274-2026 tillsynsbegäran.docx
+++ b/tillsyn/A 10274-2026 tillsynsbegäran.docx
@@ -422,7 +422,7 @@
     <w:r>
       <w:tab/>
       <w:tab/>
-      <w:t>2026-06-10</w:t>
+      <w:t>2026-06-11</w:t>
       <w:br/>
       <w:br/>
     </w:r>

--- a/tillsyn/A 10274-2026 tillsynsbegäran.docx
+++ b/tillsyn/A 10274-2026 tillsynsbegäran.docx
@@ -422,7 +422,7 @@
     <w:r>
       <w:tab/>
       <w:tab/>
-      <w:t>2026-06-11</w:t>
+      <w:t>2026-06-12</w:t>
       <w:br/>
       <w:br/>
     </w:r>

--- a/tillsyn/A 10274-2026 tillsynsbegäran.docx
+++ b/tillsyn/A 10274-2026 tillsynsbegäran.docx
@@ -422,7 +422,7 @@
     <w:r>
       <w:tab/>
       <w:tab/>
-      <w:t>2026-06-12</w:t>
+      <w:t>2026-06-13</w:t>
       <w:br/>
       <w:br/>
     </w:r>

--- a/tillsyn/A 10274-2026 tillsynsbegäran.docx
+++ b/tillsyn/A 10274-2026 tillsynsbegäran.docx
@@ -422,7 +422,7 @@
     <w:r>
       <w:tab/>
       <w:tab/>
-      <w:t>2026-06-15</w:t>
+      <w:t>2026-06-16</w:t>
       <w:br/>
       <w:br/>
     </w:r>

--- a/tillsyn/A 10274-2026 tillsynsbegäran.docx
+++ b/tillsyn/A 10274-2026 tillsynsbegäran.docx
@@ -422,7 +422,7 @@
     <w:r>
       <w:tab/>
       <w:tab/>
-      <w:t>2026-06-16</w:t>
+      <w:t>2026-06-17</w:t>
       <w:br/>
       <w:br/>
     </w:r>

--- a/tillsyn/A 10274-2026 tillsynsbegäran.docx
+++ b/tillsyn/A 10274-2026 tillsynsbegäran.docx
@@ -1,6 +1,6 @@
 
 <file path=word/document.xml><?xml version="1.0" encoding="utf-8"?>
-<w:document xmlns:wpc="http://schemas.microsoft.com/office/word/2010/wordprocessingCanvas" xmlns:cx="http://schemas.microsoft.com/office/drawing/2014/chartex" xmlns:cx1="http://schemas.microsoft.com/office/drawing/2015/9/8/chartex" xmlns:cx2="http://schemas.microsoft.com/office/drawing/2015/10/21/chartex" xmlns:cx3="http://schemas.microsoft.com/office/drawing/2016/5/9/chartex" xmlns:cx4="http://schemas.microsoft.com/office/drawing/2016/5/10/chartex" xmlns:cx5="http://schemas.microsoft.com/office/drawing/2016/5/11/chartex" xmlns:cx6="http://schemas.microsoft.com/office/drawing/2016/5/12/chartex" xmlns:cx7="http://schemas.microsoft.com/office/drawing/2016/5/13/chartex" xmlns:cx8="http://schemas.microsoft.com/office/drawing/2016/5/14/chartex" xmlns:mc="http://schemas.openxmlformats.org/markup-compatibility/2006" xmlns:aink="http://schemas.microsoft.com/office/drawing/2016/ink" xmlns:am3d="http://schemas.microsoft.com/office/drawing/2017/model3d" xmlns:o="urn:schemas-microsoft-com:office:office" xmlns:oel="http://schemas.microsoft.com/office/2019/extlst" xmlns:r="http://schemas.openxmlformats.org/officeDocument/2006/relationships" xmlns:m="http://schemas.openxmlformats.org/officeDocument/2006/math" xmlns:v="urn:schemas-microsoft-com:vml" xmlns:wp14="http://schemas.microsoft.com/office/word/2010/wordprocessingDrawing" xmlns:wp="http://schemas.openxmlformats.org/drawingml/2006/wordprocessingDrawing" xmlns:w10="urn:schemas-microsoft-com:office:word" xmlns:w="http://schemas.openxmlformats.org/wordprocessingml/2006/main" xmlns:w14="http://schemas.microsoft.com/office/word/2010/wordml" xmlns:w15="http://schemas.microsoft.com/office/word/2012/wordml" xmlns:w16cex="http://schemas.microsoft.com/office/word/2018/wordml/cex" xmlns:w16cid="http://schemas.microsoft.com/office/word/2016/wordml/cid" xmlns:w16="http://schemas.microsoft.com/office/word/2018/wordml" xmlns:w16sdtdh="http://schemas.microsoft.com/office/word/2020/wordml/sdtdatahash" xmlns:w16se="http://schemas.microsoft.com/office/word/2015/wordml/symex" xmlns:wpg="http://schemas.microsoft.com/office/word/2010/wordprocessingGroup" xmlns:wpi="http://schemas.microsoft.com/office/word/2010/wordprocessingInk" xmlns:wne="http://schemas.microsoft.com/office/word/2006/wordml" xmlns:wps="http://schemas.microsoft.com/office/word/2010/wordprocessingShape" mc:Ignorable="w14 w15 w16se w16cid w16 w16cex w16sdtdh wp14">
+<w:document xmlns:wpc="http://schemas.microsoft.com/office/word/2010/wordprocessingCanvas" xmlns:cx="http://schemas.microsoft.com/office/drawing/2014/chartex" xmlns:cx1="http://schemas.microsoft.com/office/drawing/2015/9/8/chartex" xmlns:cx2="http://schemas.microsoft.com/office/drawing/2015/10/21/chartex" xmlns:cx3="http://schemas.microsoft.com/office/drawing/2016/5/9/chartex" xmlns:cx4="http://schemas.microsoft.com/office/drawing/2016/5/10/chartex" xmlns:cx5="http://schemas.microsoft.com/office/drawing/2016/5/11/chartex" xmlns:cx6="http://schemas.microsoft.com/office/drawing/2016/5/12/chartex" xmlns:cx7="http://schemas.microsoft.com/office/drawing/2016/5/13/chartex" xmlns:cx8="http://schemas.microsoft.com/office/drawing/2016/5/14/chartex" xmlns:mc="http://schemas.openxmlformats.org/markup-compatibility/2006" xmlns:aink="http://schemas.microsoft.com/office/drawing/2016/ink" xmlns:am3d="http://schemas.microsoft.com/office/drawing/2017/model3d" xmlns:o="urn:schemas-microsoft-com:office:office" xmlns:oel="http://schemas.microsoft.com/office/2019/extlst" xmlns:r="http://schemas.openxmlformats.org/officeDocument/2006/relationships" xmlns:m="http://schemas.openxmlformats.org/officeDocument/2006/math" xmlns:v="urn:schemas-microsoft-com:vml" xmlns:wp14="http://schemas.microsoft.com/office/word/2010/wordprocessingDrawing" xmlns:wp="http://schemas.openxmlformats.org/drawingml/2006/wordprocessingDrawing" xmlns:w10="urn:schemas-microsoft-com:office:word" xmlns:w="http://schemas.openxmlformats.org/wordprocessingml/2006/main" xmlns:w14="http://schemas.microsoft.com/office/word/2010/wordml" xmlns:w15="http://schemas.microsoft.com/office/word/2012/wordml" xmlns:w16cex="http://schemas.microsoft.com/office/word/2018/wordml/cex" xmlns:w16cid="http://schemas.microsoft.com/office/word/2016/wordml/cid" xmlns:w16="http://schemas.microsoft.com/office/word/2018/wordml" xmlns:w16du="http://schemas.microsoft.com/office/word/2023/wordml/word16du" xmlns:w16sdtdh="http://schemas.microsoft.com/office/word/2020/wordml/sdtdatahash" xmlns:w16sdtfl="http://schemas.microsoft.com/office/word/2024/wordml/sdtformatlock" xmlns:w16se="http://schemas.microsoft.com/office/word/2015/wordml/symex" xmlns:wpg="http://schemas.microsoft.com/office/word/2010/wordprocessingGroup" xmlns:wpi="http://schemas.microsoft.com/office/word/2010/wordprocessingInk" xmlns:wne="http://schemas.microsoft.com/office/word/2006/wordml" xmlns:wps="http://schemas.microsoft.com/office/word/2010/wordprocessingShape" mc:Ignorable="w14 w15 w16se w16cid w16 w16cex w16sdtdh w16sdtfl w16du wp14">
   <w:body>
     <w:p>
       <w:pPr>
@@ -12,35 +12,10 @@
     </w:p>
     <w:p>
       <w:r>
-        <w:t>Detta dokument behandlar höga naturvärden i avverkningsanmälan A 10274-2026 i Gotlands kommun. Denna avverkningsanmälan inkom 2026-02-23 00:00:00 och omfattar 9,8 ha.</w:t>
+        <w:t>Detta dokument behandlar höga naturvärden i avverkningsanmälan A 10274-2026 i Gotlands kommun som inkom 2026-02-23 och omfattar 9,8 ha.</w:t>
       </w:r>
-    </w:p>
-    <w:p>
       <w:r>
-        <w:t>Vi begär härmed att Skogsstyrelsen fattar beslut enligt miljöbalken som säkerställer att skogens höga naturvärden bevaras samt säkerställer att EU-lagstiftning efterlevs och att artskyddsbrott förhindras. Vi önskar även ta del av de ställningstaganden och beslut som myndigheterna meddelar till följd av aktuell avverkningsanmälan och föreningens inlaga (se 34 § förvaltningslagen).</w:t>
-      </w:r>
-    </w:p>
-    <w:p>
-      <w:r>
-        <w:t>Nedan beskrivs fynd av naturvårdsarter och fridlysta arter som gjorts i det avverkningsanmälda området. I BILAGA 1 finns artfakta om fridlysta arter.</w:t>
-      </w:r>
-    </w:p>
-    <w:p>
-      <w:pPr>
-        <w:pStyle w:val="Heading1"/>
-      </w:pPr>
-      <w:r>
-        <w:t>Naturvårdsarter</w:t>
-      </w:r>
-    </w:p>
-    <w:p>
-      <w:r>
-        <w:t>I avverkningsanmälan har följande 11 naturvårdsarter hittats: gråfingerört (VU), backstarr (NT), backtimjan (NT), reliktbock (NT), spillkråka (NT, §4), axag (S), grönpyrola (S), kragjordstjärna (S), alvarstånds (§7), nattviol (§8) och sankt pers nycklar (§8). Av dessa är 5 rödlistade. För rödlistade arter har rödlistekategorin angivits inom parentes. Arter som är signalarter enligt Skogsstyrelsen har markerats med (S). För fridlysta arter anges även paragrafen i Artskyddsförordningen som arten är fridlyst enligt.</w:t>
-      </w:r>
-    </w:p>
-    <w:p>
-      <w:r>
-        <w:t>De påträffade naturvårdsarterna är ett tydligt kvitto på att detta rör sig om en skog med höga naturvärden. I Figur 1 visas en karta över det avverkningsanmälda området, där samtliga fyndplatser för naturvårdsarter som finns registrerade på Artportalen har markerats.</w:t>
+        <w:t xml:space="preserve"> I Figur 1 visas fyndplatser för naturvårdsarter i området, som finns registrerade på Artportalen.</w:t>
       </w:r>
     </w:p>
     <w:p>
@@ -50,7 +25,7 @@
       <w:r>
         <w:drawing>
           <wp:inline xmlns:a="http://schemas.openxmlformats.org/drawingml/2006/main" xmlns:pic="http://schemas.openxmlformats.org/drawingml/2006/picture">
-            <wp:extent cx="5486400" cy="5160731"/>
+            <wp:extent cx="5486400" cy="5063566"/>
             <wp:docPr id="1" name="Picture 1"/>
             <wp:cNvGraphicFramePr>
               <a:graphicFrameLocks noChangeAspect="1"/>
@@ -71,7 +46,7 @@
                   <pic:spPr>
                     <a:xfrm>
                       <a:off x="0" y="0"/>
-                      <a:ext cx="5486400" cy="5160731"/>
+                      <a:ext cx="5486400" cy="5063566"/>
                     </a:xfrm>
                     <a:prstGeom prst="rect"/>
                   </pic:spPr>
@@ -85,9 +60,112 @@
     <w:p>
       <w:pPr>
         <w:pStyle w:val="Caption"/>
+        <w:spacing w:after="240"/>
       </w:pPr>
       <w:r>
-        <w:t>Figur 1. Fyndplatser för naturvårdsarter i det avverkningsanmälda området (röd linje). Markörer utan svart kant är placerade på fyndplatsen. Markörer med svart kant är placerade vid sidan av fyndplatsen och har ett svart streck som visar fyndplatsens exakta position. Kartans mittpunktskoordinat är N 6368259, E 720509 i SWEREF 99 TM.</w:t>
+        <w:t>Figur 1. Fyndplatser för naturvårdsarter i och inom 15 meter från avverkningsanmälan (röd linje). Inom parentes anges rödlistekategorier, S för signalarter, Tför typiska arter och fridlysningsparagrafer i artskyddsförordningen.Markörer utan svart kant är placerade på fyndplatsen. Markörer med svart kant är placerade vid sidan av fyndplatsen och har ett svart streck som visar fyndplatsens exakta position. Kartans mittpunktskoordinat är N 6368259, E 720509 i SWEREF 99 TM.</w:t>
+      </w:r>
+    </w:p>
+    <w:p>
+      <w:r>
+        <w:t>Vi begär härmed att Skogsstyrelsen fattar beslut enligt miljöbalken som säkerställer att skogens höga naturvärden bevaras samt att EU-lagstiftning efterlevs och att artskyddsbrott förhindras.</w:t>
+      </w:r>
+    </w:p>
+    <w:p>
+      <w:r>
+        <w:t>Vi önskar även ta del av de ställningstaganden och beslut som myndigheten meddelar till följd av aktuell avverkningsanmälan och föreningens inlaga (se 34 § förvaltningslagen).</w:t>
+      </w:r>
+    </w:p>
+    <w:p>
+      <w:r>
+        <w:t>Nedan beskrivs fynd av naturvårdsarter och fridlysta arter som gjorts i det avverkningsanmälda området. I BILAGA 1 finns artfakta om fridlysta arter.</w:t>
+      </w:r>
+    </w:p>
+    <w:p>
+      <w:pPr>
+        <w:pStyle w:val="Heading1"/>
+      </w:pPr>
+      <w:r>
+        <w:t>Naturvårdsarter</w:t>
+      </w:r>
+    </w:p>
+    <w:p>
+      <w:r>
+        <w:t>I och inom 15 meter från avverkningsanmälan har följande 12 naturvårdsarter hittats: gråfingerört (VU), backstarr (NT), backtimjan (NT), reliktbock (NT, T), vippärt (NT, T), axag (S), grönpyrola (S, T), kragjordstjärna (S), spillkråka (T, §4), alvarstånds (§7), nattviol (§8) och sankt pers nycklar (§8). Av dessa är 5 rödlistade. För rödlistade arter har rödlistekategorin angivits inom parentes. Arter som är signalarter enligt Skogsstyrelsen har markerats med (S). Typiska arter inom Natura 2000 som är kopplade till skogsekosystem har markerats med (T). För fridlysta arter anges även paragrafen i Artskyddsförordningen som arten är fridlyst enligt.</w:t>
+      </w:r>
+    </w:p>
+    <w:p>
+      <w:r>
+        <w:t>De påträffade naturvårdsarterna är ett tydligt kvitto på att det rör sig om en skog med höga naturvärden.</w:t>
+      </w:r>
+    </w:p>
+    <w:p>
+      <w:pPr>
+        <w:pStyle w:val="Heading2"/>
+      </w:pPr>
+      <w:r>
+        <w:t>Fridlysta arter</w:t>
+      </w:r>
+    </w:p>
+    <w:p>
+      <w:r>
+        <w:t>Följande fridlysta arter har sina livsmiljöer och växtplatser i den avverkningsanmälda skogen: spillkråka (T, §4), alvarstånds (§7), nattviol (§8) och sankt pers nycklar (§8).</w:t>
+      </w:r>
+    </w:p>
+    <w:p>
+      <w:r>
+        <w:t xml:space="preserve">Observera att medlemsländerna är skyldiga att agera i enlighet med EU:s fågeldirektiv där det uttryckligen står att direktivet gäller för fåglar samt för deras ägg, bon och </w:t>
+      </w:r>
+      <w:r>
+        <w:rPr>
+          <w:b/>
+        </w:rPr>
+        <w:t xml:space="preserve">livsmiljöer </w:t>
+      </w:r>
+      <w:r>
+        <w:t>(artikel 1). Vidare att de åtgärder som vidtas inte får leda till en försämring av den nuvarande situationen beträffande bevarandet av de fågelarter som avses i artikel 1 (artikel 13). Fågeldirektivet är styrande för tillsynsansvariga myndigheters ärendehantering, ställningstaganden och beslutsfattande.</w:t>
+      </w:r>
+    </w:p>
+    <w:p>
+      <w:r>
+        <w:rPr>
+          <w:b/>
+        </w:rPr>
+        <w:t>Spillkråka (§4)</w:t>
+      </w:r>
+      <w:r>
+        <w:t xml:space="preserve"> omfattas av bilaga 1 i EU:s fågeldirektiv och är typisk art för </w:t>
+      </w:r>
+      <w:r>
+        <w:rPr>
+          <w:i/>
+        </w:rPr>
+        <w:t xml:space="preserve">9010 Taiga </w:t>
+      </w:r>
+      <w:r>
+        <w:t>och</w:t>
+      </w:r>
+      <w:r>
+        <w:rPr>
+          <w:i/>
+        </w:rPr>
+        <w:t xml:space="preserve"> 9740 Skogsbevuxen myr</w:t>
+      </w:r>
+      <w:r>
+        <w:t>. Den behöver grova träd, främst tall, asp och bok som boträd. Skogsbruk med korta omloppstider och täta, homogena ungskogar utgör det största hotet. Spillkråka är en nyckelart i skogliga miljöer vars övergivna bohål utnyttjas av flera andra hålhäckande fågelarter och fladdermöss, däribland pärluggla (EN, §4), knipa (§4), salskrake (§4) och skogsduva (§4). Hökuggla (VU, §4) och slaguggla (§4) häckar ofta i högstubbar som brutits av i höjd med ett gammalt spillkråkebo (SLU Artdatabanken, 2026; Skogsstyrelsen, 2016).</w:t>
+      </w:r>
+    </w:p>
+    <w:p>
+      <w:r>
+        <w:t>I BILAGA 1 finns mer detaljerad information om ekologi samt krav på livsmiljö hos fridlysta arter.</w:t>
+      </w:r>
+    </w:p>
+    <w:p>
+      <w:pPr>
+        <w:pStyle w:val="Heading2"/>
+      </w:pPr>
+      <w:r>
+        <w:t>Övriga naturvårdsarter</w:t>
       </w:r>
     </w:p>
     <w:p>
@@ -149,64 +227,32 @@
       </w:r>
     </w:p>
     <w:p>
-      <w:pPr>
-        <w:pStyle w:val="Heading1"/>
-      </w:pPr>
-      <w:r>
-        <w:t>Fridlysta arter</w:t>
-      </w:r>
-    </w:p>
-    <w:p>
-      <w:r>
-        <w:t>Följande fridlysta arter har sina livsmiljöer och växtplatser i den avverkningsanmälda skogen: spillkråka (NT, §4), alvarstånds (§7), nattviol (§8) och sankt pers nycklar (§8).</w:t>
-      </w:r>
-    </w:p>
-    <w:p>
-      <w:r>
-        <w:t xml:space="preserve">Observera att medlemsländerna är skyldiga att agera i enlighet med EU:s fågeldirektiv där det uttryckligen står att direktivet gäller för fåglar samt för deras ägg, bon och </w:t>
-      </w:r>
       <w:r>
         <w:rPr>
           <w:b/>
         </w:rPr>
-        <w:t xml:space="preserve">livsmiljöer </w:t>
+        <w:t xml:space="preserve">Vippärt (NT) </w:t>
       </w:r>
       <w:r>
-        <w:t>(artikel 1). Vidare att de åtgärder som vidtas inte får leda till en försämring av den nuvarande situationen beträffande bevarandet av de fågelarter som avses i artikel 1 (artikel 13). Fågeldirektivet är styrande för tillsynsansvariga myndigheters ärendehantering, ställningstaganden och beslutsfattande.</w:t>
-      </w:r>
-    </w:p>
-    <w:p>
-      <w:r>
-        <w:rPr>
-          <w:b/>
-        </w:rPr>
-        <w:t>Spillkråka (§4)</w:t>
-      </w:r>
-      <w:r>
-        <w:t xml:space="preserve"> omfattas av bilaga 1 i EU:s fågeldirektiv och är typisk art för </w:t>
+        <w:t xml:space="preserve">är en kalkgynnad, värmeälskande växt som påträffas i olika ljusöppna rika ädellövskogar och lundar. Ofta växer den i bryn och sydvända sluttningar, gärna på blockrika marker och visar på skydddsvärda skogsmiljöer med långvarig kontinuitet, såväl i rika ädellövskogar som kalkbarrskogar. På blad av främst gökärt men även på vippärt kan den rödlistade fjärilen snedsträckad gökärtsmal (NT) påträffas. Fjärilens larver gör stora, undersidiga blåsminor i bladen av värdväxten. Bladen buktar därmed starkt och är marmorerade på ovansidan, medan minans undersida är silvervit. Fjärilens kokong är ockragul och fäst vid något föremål på marken. Vippärt är typisk art för </w:t>
       </w:r>
       <w:r>
         <w:rPr>
           <w:i/>
         </w:rPr>
-        <w:t xml:space="preserve">9010 Taiga </w:t>
+        <w:t>9060 Åsbarrskog</w:t>
       </w:r>
       <w:r>
-        <w:t>och</w:t>
+        <w:t xml:space="preserve"> och </w:t>
       </w:r>
       <w:r>
         <w:rPr>
           <w:i/>
         </w:rPr>
-        <w:t xml:space="preserve"> 9740 Skogsbevuxen myr</w:t>
+        <w:t>1610 Åsöar i Östersjön</w:t>
       </w:r>
       <w:r>
-        <w:t>. Den behöver grova träd, främst tall, asp och bok som boträd. Skogsbruk med korta omloppstider och täta, homogena ungskogar utgör det största hotet. Spillkråka är en nyckelart i skogliga miljöer vars övergivna bohål utnyttjas av flera andra hålhäckande fågelarter och fladdermöss, däribland pärluggla (EN, §4), knipa (§4), salskrake (§4) och skogsduva (§4). Hökuggla (VU, §4) och slaguggla (§4) häckar ofta i högstubbar som brutits av i höjd med ett gammalt spillkråkebo (SLU Artdatabanken, 2026; Skogsstyrelsen, 2016).</w:t>
-      </w:r>
-    </w:p>
-    <w:p>
-      <w:r>
-        <w:t>I BILAGA 1 finns mer detaljerad information om ekologi samt krav på livsmiljö hos fridlysta arter.</w:t>
+        <w:t xml:space="preserve"> (Nitare &amp; Skogsstyrelsen, 2019; SLU Artdatabanken, 2026).</w:t>
       </w:r>
     </w:p>
     <w:p>
@@ -312,7 +358,7 @@
 </file>
 
 <file path=word/endnotes.xml><?xml version="1.0" encoding="utf-8"?>
-<w:endnotes xmlns:wpc="http://schemas.microsoft.com/office/word/2010/wordprocessingCanvas" xmlns:cx="http://schemas.microsoft.com/office/drawing/2014/chartex" xmlns:cx1="http://schemas.microsoft.com/office/drawing/2015/9/8/chartex" xmlns:cx2="http://schemas.microsoft.com/office/drawing/2015/10/21/chartex" xmlns:cx3="http://schemas.microsoft.com/office/drawing/2016/5/9/chartex" xmlns:cx4="http://schemas.microsoft.com/office/drawing/2016/5/10/chartex" xmlns:cx5="http://schemas.microsoft.com/office/drawing/2016/5/11/chartex" xmlns:cx6="http://schemas.microsoft.com/office/drawing/2016/5/12/chartex" xmlns:cx7="http://schemas.microsoft.com/office/drawing/2016/5/13/chartex" xmlns:cx8="http://schemas.microsoft.com/office/drawing/2016/5/14/chartex" xmlns:mc="http://schemas.openxmlformats.org/markup-compatibility/2006" xmlns:aink="http://schemas.microsoft.com/office/drawing/2016/ink" xmlns:am3d="http://schemas.microsoft.com/office/drawing/2017/model3d" xmlns:o="urn:schemas-microsoft-com:office:office" xmlns:oel="http://schemas.microsoft.com/office/2019/extlst" xmlns:r="http://schemas.openxmlformats.org/officeDocument/2006/relationships" xmlns:m="http://schemas.openxmlformats.org/officeDocument/2006/math" xmlns:v="urn:schemas-microsoft-com:vml" xmlns:wp14="http://schemas.microsoft.com/office/word/2010/wordprocessingDrawing" xmlns:wp="http://schemas.openxmlformats.org/drawingml/2006/wordprocessingDrawing" xmlns:w10="urn:schemas-microsoft-com:office:word" xmlns:w="http://schemas.openxmlformats.org/wordprocessingml/2006/main" xmlns:w14="http://schemas.microsoft.com/office/word/2010/wordml" xmlns:w15="http://schemas.microsoft.com/office/word/2012/wordml" xmlns:w16cex="http://schemas.microsoft.com/office/word/2018/wordml/cex" xmlns:w16cid="http://schemas.microsoft.com/office/word/2016/wordml/cid" xmlns:w16="http://schemas.microsoft.com/office/word/2018/wordml" xmlns:w16sdtdh="http://schemas.microsoft.com/office/word/2020/wordml/sdtdatahash" xmlns:w16se="http://schemas.microsoft.com/office/word/2015/wordml/symex" xmlns:wpg="http://schemas.microsoft.com/office/word/2010/wordprocessingGroup" xmlns:wpi="http://schemas.microsoft.com/office/word/2010/wordprocessingInk" xmlns:wne="http://schemas.microsoft.com/office/word/2006/wordml" xmlns:wps="http://schemas.microsoft.com/office/word/2010/wordprocessingShape" mc:Ignorable="w14 w15 w16se w16cid w16 w16cex w16sdtdh wp14">
+<w:endnotes xmlns:wpc="http://schemas.microsoft.com/office/word/2010/wordprocessingCanvas" xmlns:cx="http://schemas.microsoft.com/office/drawing/2014/chartex" xmlns:cx1="http://schemas.microsoft.com/office/drawing/2015/9/8/chartex" xmlns:cx2="http://schemas.microsoft.com/office/drawing/2015/10/21/chartex" xmlns:cx3="http://schemas.microsoft.com/office/drawing/2016/5/9/chartex" xmlns:cx4="http://schemas.microsoft.com/office/drawing/2016/5/10/chartex" xmlns:cx5="http://schemas.microsoft.com/office/drawing/2016/5/11/chartex" xmlns:cx6="http://schemas.microsoft.com/office/drawing/2016/5/12/chartex" xmlns:cx7="http://schemas.microsoft.com/office/drawing/2016/5/13/chartex" xmlns:cx8="http://schemas.microsoft.com/office/drawing/2016/5/14/chartex" xmlns:mc="http://schemas.openxmlformats.org/markup-compatibility/2006" xmlns:aink="http://schemas.microsoft.com/office/drawing/2016/ink" xmlns:am3d="http://schemas.microsoft.com/office/drawing/2017/model3d" xmlns:o="urn:schemas-microsoft-com:office:office" xmlns:oel="http://schemas.microsoft.com/office/2019/extlst" xmlns:r="http://schemas.openxmlformats.org/officeDocument/2006/relationships" xmlns:m="http://schemas.openxmlformats.org/officeDocument/2006/math" xmlns:v="urn:schemas-microsoft-com:vml" xmlns:wp14="http://schemas.microsoft.com/office/word/2010/wordprocessingDrawing" xmlns:wp="http://schemas.openxmlformats.org/drawingml/2006/wordprocessingDrawing" xmlns:w10="urn:schemas-microsoft-com:office:word" xmlns:w="http://schemas.openxmlformats.org/wordprocessingml/2006/main" xmlns:w14="http://schemas.microsoft.com/office/word/2010/wordml" xmlns:w15="http://schemas.microsoft.com/office/word/2012/wordml" xmlns:w16cex="http://schemas.microsoft.com/office/word/2018/wordml/cex" xmlns:w16cid="http://schemas.microsoft.com/office/word/2016/wordml/cid" xmlns:w16="http://schemas.microsoft.com/office/word/2018/wordml" xmlns:w16du="http://schemas.microsoft.com/office/word/2023/wordml/word16du" xmlns:w16sdtdh="http://schemas.microsoft.com/office/word/2020/wordml/sdtdatahash" xmlns:w16sdtfl="http://schemas.microsoft.com/office/word/2024/wordml/sdtformatlock" xmlns:w16se="http://schemas.microsoft.com/office/word/2015/wordml/symex" xmlns:wpg="http://schemas.microsoft.com/office/word/2010/wordprocessingGroup" xmlns:wpi="http://schemas.microsoft.com/office/word/2010/wordprocessingInk" xmlns:wne="http://schemas.microsoft.com/office/word/2006/wordml" xmlns:wps="http://schemas.microsoft.com/office/word/2010/wordprocessingShape" mc:Ignorable="w14 w15 w16se w16cid w16 w16cex w16sdtdh w16sdtfl w16du wp14">
   <w:endnote w:type="separator" w:id="-1">
     <w:p>
       <w:pPr>
@@ -337,7 +383,7 @@
 </file>
 
 <file path=word/footer1.xml><?xml version="1.0" encoding="utf-8"?>
-<w:ftr xmlns:wpc="http://schemas.microsoft.com/office/word/2010/wordprocessingCanvas" xmlns:cx="http://schemas.microsoft.com/office/drawing/2014/chartex" xmlns:cx1="http://schemas.microsoft.com/office/drawing/2015/9/8/chartex" xmlns:cx2="http://schemas.microsoft.com/office/drawing/2015/10/21/chartex" xmlns:cx3="http://schemas.microsoft.com/office/drawing/2016/5/9/chartex" xmlns:cx4="http://schemas.microsoft.com/office/drawing/2016/5/10/chartex" xmlns:cx5="http://schemas.microsoft.com/office/drawing/2016/5/11/chartex" xmlns:cx6="http://schemas.microsoft.com/office/drawing/2016/5/12/chartex" xmlns:cx7="http://schemas.microsoft.com/office/drawing/2016/5/13/chartex" xmlns:cx8="http://schemas.microsoft.com/office/drawing/2016/5/14/chartex" xmlns:mc="http://schemas.openxmlformats.org/markup-compatibility/2006" xmlns:aink="http://schemas.microsoft.com/office/drawing/2016/ink" xmlns:am3d="http://schemas.microsoft.com/office/drawing/2017/model3d" xmlns:o="urn:schemas-microsoft-com:office:office" xmlns:oel="http://schemas.microsoft.com/office/2019/extlst" xmlns:r="http://schemas.openxmlformats.org/officeDocument/2006/relationships" xmlns:m="http://schemas.openxmlformats.org/officeDocument/2006/math" xmlns:v="urn:schemas-microsoft-com:vml" xmlns:wp14="http://schemas.microsoft.com/office/word/2010/wordprocessingDrawing" xmlns:wp="http://schemas.openxmlformats.org/drawingml/2006/wordprocessingDrawing" xmlns:w10="urn:schemas-microsoft-com:office:word" xmlns:w="http://schemas.openxmlformats.org/wordprocessingml/2006/main" xmlns:w14="http://schemas.microsoft.com/office/word/2010/wordml" xmlns:w15="http://schemas.microsoft.com/office/word/2012/wordml" xmlns:w16cex="http://schemas.microsoft.com/office/word/2018/wordml/cex" xmlns:w16cid="http://schemas.microsoft.com/office/word/2016/wordml/cid" xmlns:w16="http://schemas.microsoft.com/office/word/2018/wordml" xmlns:w16sdtdh="http://schemas.microsoft.com/office/word/2020/wordml/sdtdatahash" xmlns:w16se="http://schemas.microsoft.com/office/word/2015/wordml/symex" xmlns:wpg="http://schemas.microsoft.com/office/word/2010/wordprocessingGroup" xmlns:wpi="http://schemas.microsoft.com/office/word/2010/wordprocessingInk" xmlns:wne="http://schemas.microsoft.com/office/word/2006/wordml" xmlns:wps="http://schemas.microsoft.com/office/word/2010/wordprocessingShape" mc:Ignorable="w14 w15 w16se w16cid w16 w16cex w16sdtdh wp14">
+<w:ftr xmlns:wpc="http://schemas.microsoft.com/office/word/2010/wordprocessingCanvas" xmlns:cx="http://schemas.microsoft.com/office/drawing/2014/chartex" xmlns:cx1="http://schemas.microsoft.com/office/drawing/2015/9/8/chartex" xmlns:cx2="http://schemas.microsoft.com/office/drawing/2015/10/21/chartex" xmlns:cx3="http://schemas.microsoft.com/office/drawing/2016/5/9/chartex" xmlns:cx4="http://schemas.microsoft.com/office/drawing/2016/5/10/chartex" xmlns:cx5="http://schemas.microsoft.com/office/drawing/2016/5/11/chartex" xmlns:cx6="http://schemas.microsoft.com/office/drawing/2016/5/12/chartex" xmlns:cx7="http://schemas.microsoft.com/office/drawing/2016/5/13/chartex" xmlns:cx8="http://schemas.microsoft.com/office/drawing/2016/5/14/chartex" xmlns:mc="http://schemas.openxmlformats.org/markup-compatibility/2006" xmlns:aink="http://schemas.microsoft.com/office/drawing/2016/ink" xmlns:am3d="http://schemas.microsoft.com/office/drawing/2017/model3d" xmlns:o="urn:schemas-microsoft-com:office:office" xmlns:oel="http://schemas.microsoft.com/office/2019/extlst" xmlns:r="http://schemas.openxmlformats.org/officeDocument/2006/relationships" xmlns:m="http://schemas.openxmlformats.org/officeDocument/2006/math" xmlns:v="urn:schemas-microsoft-com:vml" xmlns:wp14="http://schemas.microsoft.com/office/word/2010/wordprocessingDrawing" xmlns:wp="http://schemas.openxmlformats.org/drawingml/2006/wordprocessingDrawing" xmlns:w10="urn:schemas-microsoft-com:office:word" xmlns:w="http://schemas.openxmlformats.org/wordprocessingml/2006/main" xmlns:w14="http://schemas.microsoft.com/office/word/2010/wordml" xmlns:w15="http://schemas.microsoft.com/office/word/2012/wordml" xmlns:w16cex="http://schemas.microsoft.com/office/word/2018/wordml/cex" xmlns:w16cid="http://schemas.microsoft.com/office/word/2016/wordml/cid" xmlns:w16="http://schemas.microsoft.com/office/word/2018/wordml" xmlns:w16du="http://schemas.microsoft.com/office/word/2023/wordml/word16du" xmlns:w16sdtdh="http://schemas.microsoft.com/office/word/2020/wordml/sdtdatahash" xmlns:w16sdtfl="http://schemas.microsoft.com/office/word/2024/wordml/sdtformatlock" xmlns:w16se="http://schemas.microsoft.com/office/word/2015/wordml/symex" xmlns:wpg="http://schemas.microsoft.com/office/word/2010/wordprocessingGroup" xmlns:wpi="http://schemas.microsoft.com/office/word/2010/wordprocessingInk" xmlns:wne="http://schemas.microsoft.com/office/word/2006/wordml" xmlns:wps="http://schemas.microsoft.com/office/word/2010/wordprocessingShape" mc:Ignorable="w14 w15 w16se w16cid w16 w16cex w16sdtdh w16sdtfl w16du wp14">
   <w:p>
     <w:pPr>
       <w:pStyle w:val="Footer"/>
@@ -347,7 +393,7 @@
 </file>
 
 <file path=word/footer2.xml><?xml version="1.0" encoding="utf-8"?>
-<w:ftr xmlns:wpc="http://schemas.microsoft.com/office/word/2010/wordprocessingCanvas" xmlns:cx="http://schemas.microsoft.com/office/drawing/2014/chartex" xmlns:cx1="http://schemas.microsoft.com/office/drawing/2015/9/8/chartex" xmlns:cx2="http://schemas.microsoft.com/office/drawing/2015/10/21/chartex" xmlns:cx3="http://schemas.microsoft.com/office/drawing/2016/5/9/chartex" xmlns:cx4="http://schemas.microsoft.com/office/drawing/2016/5/10/chartex" xmlns:cx5="http://schemas.microsoft.com/office/drawing/2016/5/11/chartex" xmlns:cx6="http://schemas.microsoft.com/office/drawing/2016/5/12/chartex" xmlns:cx7="http://schemas.microsoft.com/office/drawing/2016/5/13/chartex" xmlns:cx8="http://schemas.microsoft.com/office/drawing/2016/5/14/chartex" xmlns:mc="http://schemas.openxmlformats.org/markup-compatibility/2006" xmlns:aink="http://schemas.microsoft.com/office/drawing/2016/ink" xmlns:am3d="http://schemas.microsoft.com/office/drawing/2017/model3d" xmlns:o="urn:schemas-microsoft-com:office:office" xmlns:oel="http://schemas.microsoft.com/office/2019/extlst" xmlns:r="http://schemas.openxmlformats.org/officeDocument/2006/relationships" xmlns:m="http://schemas.openxmlformats.org/officeDocument/2006/math" xmlns:v="urn:schemas-microsoft-com:vml" xmlns:wp14="http://schemas.microsoft.com/office/word/2010/wordprocessingDrawing" xmlns:wp="http://schemas.openxmlformats.org/drawingml/2006/wordprocessingDrawing" xmlns:w10="urn:schemas-microsoft-com:office:word" xmlns:w="http://schemas.openxmlformats.org/wordprocessingml/2006/main" xmlns:w14="http://schemas.microsoft.com/office/word/2010/wordml" xmlns:w15="http://schemas.microsoft.com/office/word/2012/wordml" xmlns:w16cex="http://schemas.microsoft.com/office/word/2018/wordml/cex" xmlns:w16cid="http://schemas.microsoft.com/office/word/2016/wordml/cid" xmlns:w16="http://schemas.microsoft.com/office/word/2018/wordml" xmlns:w16sdtdh="http://schemas.microsoft.com/office/word/2020/wordml/sdtdatahash" xmlns:w16se="http://schemas.microsoft.com/office/word/2015/wordml/symex" xmlns:wpg="http://schemas.microsoft.com/office/word/2010/wordprocessingGroup" xmlns:wpi="http://schemas.microsoft.com/office/word/2010/wordprocessingInk" xmlns:wne="http://schemas.microsoft.com/office/word/2006/wordml" xmlns:wps="http://schemas.microsoft.com/office/word/2010/wordprocessingShape" mc:Ignorable="w14 w15 w16se w16cid w16 w16cex w16sdtdh wp14">
+<w:ftr xmlns:wpc="http://schemas.microsoft.com/office/word/2010/wordprocessingCanvas" xmlns:cx="http://schemas.microsoft.com/office/drawing/2014/chartex" xmlns:cx1="http://schemas.microsoft.com/office/drawing/2015/9/8/chartex" xmlns:cx2="http://schemas.microsoft.com/office/drawing/2015/10/21/chartex" xmlns:cx3="http://schemas.microsoft.com/office/drawing/2016/5/9/chartex" xmlns:cx4="http://schemas.microsoft.com/office/drawing/2016/5/10/chartex" xmlns:cx5="http://schemas.microsoft.com/office/drawing/2016/5/11/chartex" xmlns:cx6="http://schemas.microsoft.com/office/drawing/2016/5/12/chartex" xmlns:cx7="http://schemas.microsoft.com/office/drawing/2016/5/13/chartex" xmlns:cx8="http://schemas.microsoft.com/office/drawing/2016/5/14/chartex" xmlns:mc="http://schemas.openxmlformats.org/markup-compatibility/2006" xmlns:aink="http://schemas.microsoft.com/office/drawing/2016/ink" xmlns:am3d="http://schemas.microsoft.com/office/drawing/2017/model3d" xmlns:o="urn:schemas-microsoft-com:office:office" xmlns:oel="http://schemas.microsoft.com/office/2019/extlst" xmlns:r="http://schemas.openxmlformats.org/officeDocument/2006/relationships" xmlns:m="http://schemas.openxmlformats.org/officeDocument/2006/math" xmlns:v="urn:schemas-microsoft-com:vml" xmlns:wp14="http://schemas.microsoft.com/office/word/2010/wordprocessingDrawing" xmlns:wp="http://schemas.openxmlformats.org/drawingml/2006/wordprocessingDrawing" xmlns:w10="urn:schemas-microsoft-com:office:word" xmlns:w="http://schemas.openxmlformats.org/wordprocessingml/2006/main" xmlns:w14="http://schemas.microsoft.com/office/word/2010/wordml" xmlns:w15="http://schemas.microsoft.com/office/word/2012/wordml" xmlns:w16cex="http://schemas.microsoft.com/office/word/2018/wordml/cex" xmlns:w16cid="http://schemas.microsoft.com/office/word/2016/wordml/cid" xmlns:w16="http://schemas.microsoft.com/office/word/2018/wordml" xmlns:w16du="http://schemas.microsoft.com/office/word/2023/wordml/word16du" xmlns:w16sdtdh="http://schemas.microsoft.com/office/word/2020/wordml/sdtdatahash" xmlns:w16sdtfl="http://schemas.microsoft.com/office/word/2024/wordml/sdtformatlock" xmlns:w16se="http://schemas.microsoft.com/office/word/2015/wordml/symex" xmlns:wpg="http://schemas.microsoft.com/office/word/2010/wordprocessingGroup" xmlns:wpi="http://schemas.microsoft.com/office/word/2010/wordprocessingInk" xmlns:wne="http://schemas.microsoft.com/office/word/2006/wordml" xmlns:wps="http://schemas.microsoft.com/office/word/2010/wordprocessingShape" mc:Ignorable="w14 w15 w16se w16cid w16 w16cex w16sdtdh w16sdtfl w16du wp14">
   <w:p>
     <w:pPr>
       <w:pStyle w:val="Footer"/>
@@ -357,7 +403,7 @@
 </file>
 
 <file path=word/footer3.xml><?xml version="1.0" encoding="utf-8"?>
-<w:ftr xmlns:wpc="http://schemas.microsoft.com/office/word/2010/wordprocessingCanvas" xmlns:cx="http://schemas.microsoft.com/office/drawing/2014/chartex" xmlns:cx1="http://schemas.microsoft.com/office/drawing/2015/9/8/chartex" xmlns:cx2="http://schemas.microsoft.com/office/drawing/2015/10/21/chartex" xmlns:cx3="http://schemas.microsoft.com/office/drawing/2016/5/9/chartex" xmlns:cx4="http://schemas.microsoft.com/office/drawing/2016/5/10/chartex" xmlns:cx5="http://schemas.microsoft.com/office/drawing/2016/5/11/chartex" xmlns:cx6="http://schemas.microsoft.com/office/drawing/2016/5/12/chartex" xmlns:cx7="http://schemas.microsoft.com/office/drawing/2016/5/13/chartex" xmlns:cx8="http://schemas.microsoft.com/office/drawing/2016/5/14/chartex" xmlns:mc="http://schemas.openxmlformats.org/markup-compatibility/2006" xmlns:aink="http://schemas.microsoft.com/office/drawing/2016/ink" xmlns:am3d="http://schemas.microsoft.com/office/drawing/2017/model3d" xmlns:o="urn:schemas-microsoft-com:office:office" xmlns:oel="http://schemas.microsoft.com/office/2019/extlst" xmlns:r="http://schemas.openxmlformats.org/officeDocument/2006/relationships" xmlns:m="http://schemas.openxmlformats.org/officeDocument/2006/math" xmlns:v="urn:schemas-microsoft-com:vml" xmlns:wp14="http://schemas.microsoft.com/office/word/2010/wordprocessingDrawing" xmlns:wp="http://schemas.openxmlformats.org/drawingml/2006/wordprocessingDrawing" xmlns:w10="urn:schemas-microsoft-com:office:word" xmlns:w="http://schemas.openxmlformats.org/wordprocessingml/2006/main" xmlns:w14="http://schemas.microsoft.com/office/word/2010/wordml" xmlns:w15="http://schemas.microsoft.com/office/word/2012/wordml" xmlns:w16cex="http://schemas.microsoft.com/office/word/2018/wordml/cex" xmlns:w16cid="http://schemas.microsoft.com/office/word/2016/wordml/cid" xmlns:w16="http://schemas.microsoft.com/office/word/2018/wordml" xmlns:w16sdtdh="http://schemas.microsoft.com/office/word/2020/wordml/sdtdatahash" xmlns:w16se="http://schemas.microsoft.com/office/word/2015/wordml/symex" xmlns:wpg="http://schemas.microsoft.com/office/word/2010/wordprocessingGroup" xmlns:wpi="http://schemas.microsoft.com/office/word/2010/wordprocessingInk" xmlns:wne="http://schemas.microsoft.com/office/word/2006/wordml" xmlns:wps="http://schemas.microsoft.com/office/word/2010/wordprocessingShape" mc:Ignorable="w14 w15 w16se w16cid w16 w16cex w16sdtdh wp14">
+<w:ftr xmlns:wpc="http://schemas.microsoft.com/office/word/2010/wordprocessingCanvas" xmlns:cx="http://schemas.microsoft.com/office/drawing/2014/chartex" xmlns:cx1="http://schemas.microsoft.com/office/drawing/2015/9/8/chartex" xmlns:cx2="http://schemas.microsoft.com/office/drawing/2015/10/21/chartex" xmlns:cx3="http://schemas.microsoft.com/office/drawing/2016/5/9/chartex" xmlns:cx4="http://schemas.microsoft.com/office/drawing/2016/5/10/chartex" xmlns:cx5="http://schemas.microsoft.com/office/drawing/2016/5/11/chartex" xmlns:cx6="http://schemas.microsoft.com/office/drawing/2016/5/12/chartex" xmlns:cx7="http://schemas.microsoft.com/office/drawing/2016/5/13/chartex" xmlns:cx8="http://schemas.microsoft.com/office/drawing/2016/5/14/chartex" xmlns:mc="http://schemas.openxmlformats.org/markup-compatibility/2006" xmlns:aink="http://schemas.microsoft.com/office/drawing/2016/ink" xmlns:am3d="http://schemas.microsoft.com/office/drawing/2017/model3d" xmlns:o="urn:schemas-microsoft-com:office:office" xmlns:oel="http://schemas.microsoft.com/office/2019/extlst" xmlns:r="http://schemas.openxmlformats.org/officeDocument/2006/relationships" xmlns:m="http://schemas.openxmlformats.org/officeDocument/2006/math" xmlns:v="urn:schemas-microsoft-com:vml" xmlns:wp14="http://schemas.microsoft.com/office/word/2010/wordprocessingDrawing" xmlns:wp="http://schemas.openxmlformats.org/drawingml/2006/wordprocessingDrawing" xmlns:w10="urn:schemas-microsoft-com:office:word" xmlns:w="http://schemas.openxmlformats.org/wordprocessingml/2006/main" xmlns:w14="http://schemas.microsoft.com/office/word/2010/wordml" xmlns:w15="http://schemas.microsoft.com/office/word/2012/wordml" xmlns:w16cex="http://schemas.microsoft.com/office/word/2018/wordml/cex" xmlns:w16cid="http://schemas.microsoft.com/office/word/2016/wordml/cid" xmlns:w16="http://schemas.microsoft.com/office/word/2018/wordml" xmlns:w16du="http://schemas.microsoft.com/office/word/2023/wordml/word16du" xmlns:w16sdtdh="http://schemas.microsoft.com/office/word/2020/wordml/sdtdatahash" xmlns:w16sdtfl="http://schemas.microsoft.com/office/word/2024/wordml/sdtformatlock" xmlns:w16se="http://schemas.microsoft.com/office/word/2015/wordml/symex" xmlns:wpg="http://schemas.microsoft.com/office/word/2010/wordprocessingGroup" xmlns:wpi="http://schemas.microsoft.com/office/word/2010/wordprocessingInk" xmlns:wne="http://schemas.microsoft.com/office/word/2006/wordml" xmlns:wps="http://schemas.microsoft.com/office/word/2010/wordprocessingShape" mc:Ignorable="w14 w15 w16se w16cid w16 w16cex w16sdtdh w16sdtfl w16du wp14">
   <w:p>
     <w:pPr>
       <w:pStyle w:val="Footer"/>
@@ -367,7 +413,7 @@
 </file>
 
 <file path=word/footnotes.xml><?xml version="1.0" encoding="utf-8"?>
-<w:footnotes xmlns:wpc="http://schemas.microsoft.com/office/word/2010/wordprocessingCanvas" xmlns:cx="http://schemas.microsoft.com/office/drawing/2014/chartex" xmlns:cx1="http://schemas.microsoft.com/office/drawing/2015/9/8/chartex" xmlns:cx2="http://schemas.microsoft.com/office/drawing/2015/10/21/chartex" xmlns:cx3="http://schemas.microsoft.com/office/drawing/2016/5/9/chartex" xmlns:cx4="http://schemas.microsoft.com/office/drawing/2016/5/10/chartex" xmlns:cx5="http://schemas.microsoft.com/office/drawing/2016/5/11/chartex" xmlns:cx6="http://schemas.microsoft.com/office/drawing/2016/5/12/chartex" xmlns:cx7="http://schemas.microsoft.com/office/drawing/2016/5/13/chartex" xmlns:cx8="http://schemas.microsoft.com/office/drawing/2016/5/14/chartex" xmlns:mc="http://schemas.openxmlformats.org/markup-compatibility/2006" xmlns:aink="http://schemas.microsoft.com/office/drawing/2016/ink" xmlns:am3d="http://schemas.microsoft.com/office/drawing/2017/model3d" xmlns:o="urn:schemas-microsoft-com:office:office" xmlns:oel="http://schemas.microsoft.com/office/2019/extlst" xmlns:r="http://schemas.openxmlformats.org/officeDocument/2006/relationships" xmlns:m="http://schemas.openxmlformats.org/officeDocument/2006/math" xmlns:v="urn:schemas-microsoft-com:vml" xmlns:wp14="http://schemas.microsoft.com/office/word/2010/wordprocessingDrawing" xmlns:wp="http://schemas.openxmlformats.org/drawingml/2006/wordprocessingDrawing" xmlns:w10="urn:schemas-microsoft-com:office:word" xmlns:w="http://schemas.openxmlformats.org/wordprocessingml/2006/main" xmlns:w14="http://schemas.microsoft.com/office/word/2010/wordml" xmlns:w15="http://schemas.microsoft.com/office/word/2012/wordml" xmlns:w16cex="http://schemas.microsoft.com/office/word/2018/wordml/cex" xmlns:w16cid="http://schemas.microsoft.com/office/word/2016/wordml/cid" xmlns:w16="http://schemas.microsoft.com/office/word/2018/wordml" xmlns:w16sdtdh="http://schemas.microsoft.com/office/word/2020/wordml/sdtdatahash" xmlns:w16se="http://schemas.microsoft.com/office/word/2015/wordml/symex" xmlns:wpg="http://schemas.microsoft.com/office/word/2010/wordprocessingGroup" xmlns:wpi="http://schemas.microsoft.com/office/word/2010/wordprocessingInk" xmlns:wne="http://schemas.microsoft.com/office/word/2006/wordml" xmlns:wps="http://schemas.microsoft.com/office/word/2010/wordprocessingShape" mc:Ignorable="w14 w15 w16se w16cid w16 w16cex w16sdtdh wp14">
+<w:footnotes xmlns:wpc="http://schemas.microsoft.com/office/word/2010/wordprocessingCanvas" xmlns:cx="http://schemas.microsoft.com/office/drawing/2014/chartex" xmlns:cx1="http://schemas.microsoft.com/office/drawing/2015/9/8/chartex" xmlns:cx2="http://schemas.microsoft.com/office/drawing/2015/10/21/chartex" xmlns:cx3="http://schemas.microsoft.com/office/drawing/2016/5/9/chartex" xmlns:cx4="http://schemas.microsoft.com/office/drawing/2016/5/10/chartex" xmlns:cx5="http://schemas.microsoft.com/office/drawing/2016/5/11/chartex" xmlns:cx6="http://schemas.microsoft.com/office/drawing/2016/5/12/chartex" xmlns:cx7="http://schemas.microsoft.com/office/drawing/2016/5/13/chartex" xmlns:cx8="http://schemas.microsoft.com/office/drawing/2016/5/14/chartex" xmlns:mc="http://schemas.openxmlformats.org/markup-compatibility/2006" xmlns:aink="http://schemas.microsoft.com/office/drawing/2016/ink" xmlns:am3d="http://schemas.microsoft.com/office/drawing/2017/model3d" xmlns:o="urn:schemas-microsoft-com:office:office" xmlns:oel="http://schemas.microsoft.com/office/2019/extlst" xmlns:r="http://schemas.openxmlformats.org/officeDocument/2006/relationships" xmlns:m="http://schemas.openxmlformats.org/officeDocument/2006/math" xmlns:v="urn:schemas-microsoft-com:vml" xmlns:wp14="http://schemas.microsoft.com/office/word/2010/wordprocessingDrawing" xmlns:wp="http://schemas.openxmlformats.org/drawingml/2006/wordprocessingDrawing" xmlns:w10="urn:schemas-microsoft-com:office:word" xmlns:w="http://schemas.openxmlformats.org/wordprocessingml/2006/main" xmlns:w14="http://schemas.microsoft.com/office/word/2010/wordml" xmlns:w15="http://schemas.microsoft.com/office/word/2012/wordml" xmlns:w16cex="http://schemas.microsoft.com/office/word/2018/wordml/cex" xmlns:w16cid="http://schemas.microsoft.com/office/word/2016/wordml/cid" xmlns:w16="http://schemas.microsoft.com/office/word/2018/wordml" xmlns:w16du="http://schemas.microsoft.com/office/word/2023/wordml/word16du" xmlns:w16sdtdh="http://schemas.microsoft.com/office/word/2020/wordml/sdtdatahash" xmlns:w16sdtfl="http://schemas.microsoft.com/office/word/2024/wordml/sdtformatlock" xmlns:w16se="http://schemas.microsoft.com/office/word/2015/wordml/symex" xmlns:wpg="http://schemas.microsoft.com/office/word/2010/wordprocessingGroup" xmlns:wpi="http://schemas.microsoft.com/office/word/2010/wordprocessingInk" xmlns:wne="http://schemas.microsoft.com/office/word/2006/wordml" xmlns:wps="http://schemas.microsoft.com/office/word/2010/wordprocessingShape" mc:Ignorable="w14 w15 w16se w16cid w16 w16cex w16sdtdh w16sdtfl w16du wp14">
   <w:footnote w:type="separator" w:id="-1">
     <w:p>
       <w:pPr>
@@ -392,7 +438,7 @@
 </file>
 
 <file path=word/header1.xml><?xml version="1.0" encoding="utf-8"?>
-<w:hdr xmlns:wpc="http://schemas.microsoft.com/office/word/2010/wordprocessingCanvas" xmlns:cx="http://schemas.microsoft.com/office/drawing/2014/chartex" xmlns:cx1="http://schemas.microsoft.com/office/drawing/2015/9/8/chartex" xmlns:cx2="http://schemas.microsoft.com/office/drawing/2015/10/21/chartex" xmlns:cx3="http://schemas.microsoft.com/office/drawing/2016/5/9/chartex" xmlns:cx4="http://schemas.microsoft.com/office/drawing/2016/5/10/chartex" xmlns:cx5="http://schemas.microsoft.com/office/drawing/2016/5/11/chartex" xmlns:cx6="http://schemas.microsoft.com/office/drawing/2016/5/12/chartex" xmlns:cx7="http://schemas.microsoft.com/office/drawing/2016/5/13/chartex" xmlns:cx8="http://schemas.microsoft.com/office/drawing/2016/5/14/chartex" xmlns:mc="http://schemas.openxmlformats.org/markup-compatibility/2006" xmlns:aink="http://schemas.microsoft.com/office/drawing/2016/ink" xmlns:am3d="http://schemas.microsoft.com/office/drawing/2017/model3d" xmlns:o="urn:schemas-microsoft-com:office:office" xmlns:oel="http://schemas.microsoft.com/office/2019/extlst" xmlns:r="http://schemas.openxmlformats.org/officeDocument/2006/relationships" xmlns:m="http://schemas.openxmlformats.org/officeDocument/2006/math" xmlns:v="urn:schemas-microsoft-com:vml" xmlns:wp14="http://schemas.microsoft.com/office/word/2010/wordprocessingDrawing" xmlns:wp="http://schemas.openxmlformats.org/drawingml/2006/wordprocessingDrawing" xmlns:w10="urn:schemas-microsoft-com:office:word" xmlns:w="http://schemas.openxmlformats.org/wordprocessingml/2006/main" xmlns:w14="http://schemas.microsoft.com/office/word/2010/wordml" xmlns:w15="http://schemas.microsoft.com/office/word/2012/wordml" xmlns:w16cex="http://schemas.microsoft.com/office/word/2018/wordml/cex" xmlns:w16cid="http://schemas.microsoft.com/office/word/2016/wordml/cid" xmlns:w16="http://schemas.microsoft.com/office/word/2018/wordml" xmlns:w16sdtdh="http://schemas.microsoft.com/office/word/2020/wordml/sdtdatahash" xmlns:w16se="http://schemas.microsoft.com/office/word/2015/wordml/symex" xmlns:wpg="http://schemas.microsoft.com/office/word/2010/wordprocessingGroup" xmlns:wpi="http://schemas.microsoft.com/office/word/2010/wordprocessingInk" xmlns:wne="http://schemas.microsoft.com/office/word/2006/wordml" xmlns:wps="http://schemas.microsoft.com/office/word/2010/wordprocessingShape" mc:Ignorable="w14 w15 w16se w16cid w16 w16cex w16sdtdh wp14">
+<w:hdr xmlns:wpc="http://schemas.microsoft.com/office/word/2010/wordprocessingCanvas" xmlns:cx="http://schemas.microsoft.com/office/drawing/2014/chartex" xmlns:cx1="http://schemas.microsoft.com/office/drawing/2015/9/8/chartex" xmlns:cx2="http://schemas.microsoft.com/office/drawing/2015/10/21/chartex" xmlns:cx3="http://schemas.microsoft.com/office/drawing/2016/5/9/chartex" xmlns:cx4="http://schemas.microsoft.com/office/drawing/2016/5/10/chartex" xmlns:cx5="http://schemas.microsoft.com/office/drawing/2016/5/11/chartex" xmlns:cx6="http://schemas.microsoft.com/office/drawing/2016/5/12/chartex" xmlns:cx7="http://schemas.microsoft.com/office/drawing/2016/5/13/chartex" xmlns:cx8="http://schemas.microsoft.com/office/drawing/2016/5/14/chartex" xmlns:mc="http://schemas.openxmlformats.org/markup-compatibility/2006" xmlns:aink="http://schemas.microsoft.com/office/drawing/2016/ink" xmlns:am3d="http://schemas.microsoft.com/office/drawing/2017/model3d" xmlns:o="urn:schemas-microsoft-com:office:office" xmlns:oel="http://schemas.microsoft.com/office/2019/extlst" xmlns:r="http://schemas.openxmlformats.org/officeDocument/2006/relationships" xmlns:m="http://schemas.openxmlformats.org/officeDocument/2006/math" xmlns:v="urn:schemas-microsoft-com:vml" xmlns:wp14="http://schemas.microsoft.com/office/word/2010/wordprocessingDrawing" xmlns:wp="http://schemas.openxmlformats.org/drawingml/2006/wordprocessingDrawing" xmlns:w10="urn:schemas-microsoft-com:office:word" xmlns:w="http://schemas.openxmlformats.org/wordprocessingml/2006/main" xmlns:w14="http://schemas.microsoft.com/office/word/2010/wordml" xmlns:w15="http://schemas.microsoft.com/office/word/2012/wordml" xmlns:w16cex="http://schemas.microsoft.com/office/word/2018/wordml/cex" xmlns:w16cid="http://schemas.microsoft.com/office/word/2016/wordml/cid" xmlns:w16="http://schemas.microsoft.com/office/word/2018/wordml" xmlns:w16du="http://schemas.microsoft.com/office/word/2023/wordml/word16du" xmlns:w16sdtdh="http://schemas.microsoft.com/office/word/2020/wordml/sdtdatahash" xmlns:w16sdtfl="http://schemas.microsoft.com/office/word/2024/wordml/sdtformatlock" xmlns:w16se="http://schemas.microsoft.com/office/word/2015/wordml/symex" xmlns:wpg="http://schemas.microsoft.com/office/word/2010/wordprocessingGroup" xmlns:wpi="http://schemas.microsoft.com/office/word/2010/wordprocessingInk" xmlns:wne="http://schemas.microsoft.com/office/word/2006/wordml" xmlns:wps="http://schemas.microsoft.com/office/word/2010/wordprocessingShape" mc:Ignorable="w14 w15 w16se w16cid w16 w16cex w16sdtdh w16sdtfl w16du wp14">
   <w:p>
     <w:pPr>
       <w:pStyle w:val="Header"/>
@@ -402,7 +448,7 @@
 </file>
 
 <file path=word/header2.xml><?xml version="1.0" encoding="utf-8"?>
-<w:hdr xmlns:wpc="http://schemas.microsoft.com/office/word/2010/wordprocessingCanvas" xmlns:cx="http://schemas.microsoft.com/office/drawing/2014/chartex" xmlns:cx1="http://schemas.microsoft.com/office/drawing/2015/9/8/chartex" xmlns:cx2="http://schemas.microsoft.com/office/drawing/2015/10/21/chartex" xmlns:cx3="http://schemas.microsoft.com/office/drawing/2016/5/9/chartex" xmlns:cx4="http://schemas.microsoft.com/office/drawing/2016/5/10/chartex" xmlns:cx5="http://schemas.microsoft.com/office/drawing/2016/5/11/chartex" xmlns:cx6="http://schemas.microsoft.com/office/drawing/2016/5/12/chartex" xmlns:cx7="http://schemas.microsoft.com/office/drawing/2016/5/13/chartex" xmlns:cx8="http://schemas.microsoft.com/office/drawing/2016/5/14/chartex" xmlns:mc="http://schemas.openxmlformats.org/markup-compatibility/2006" xmlns:aink="http://schemas.microsoft.com/office/drawing/2016/ink" xmlns:am3d="http://schemas.microsoft.com/office/drawing/2017/model3d" xmlns:o="urn:schemas-microsoft-com:office:office" xmlns:oel="http://schemas.microsoft.com/office/2019/extlst" xmlns:r="http://schemas.openxmlformats.org/officeDocument/2006/relationships" xmlns:m="http://schemas.openxmlformats.org/officeDocument/2006/math" xmlns:v="urn:schemas-microsoft-com:vml" xmlns:wp14="http://schemas.microsoft.com/office/word/2010/wordprocessingDrawing" xmlns:wp="http://schemas.openxmlformats.org/drawingml/2006/wordprocessingDrawing" xmlns:w10="urn:schemas-microsoft-com:office:word" xmlns:w="http://schemas.openxmlformats.org/wordprocessingml/2006/main" xmlns:w14="http://schemas.microsoft.com/office/word/2010/wordml" xmlns:w15="http://schemas.microsoft.com/office/word/2012/wordml" xmlns:w16cex="http://schemas.microsoft.com/office/word/2018/wordml/cex" xmlns:w16cid="http://schemas.microsoft.com/office/word/2016/wordml/cid" xmlns:w16="http://schemas.microsoft.com/office/word/2018/wordml" xmlns:w16sdtdh="http://schemas.microsoft.com/office/word/2020/wordml/sdtdatahash" xmlns:w16se="http://schemas.microsoft.com/office/word/2015/wordml/symex" xmlns:wpg="http://schemas.microsoft.com/office/word/2010/wordprocessingGroup" xmlns:wpi="http://schemas.microsoft.com/office/word/2010/wordprocessingInk" xmlns:wne="http://schemas.microsoft.com/office/word/2006/wordml" xmlns:wps="http://schemas.microsoft.com/office/word/2010/wordprocessingShape" mc:Ignorable="w14 w15 w16se w16cid w16 w16cex w16sdtdh wp14">
+<w:hdr xmlns:wpc="http://schemas.microsoft.com/office/word/2010/wordprocessingCanvas" xmlns:cx="http://schemas.microsoft.com/office/drawing/2014/chartex" xmlns:cx1="http://schemas.microsoft.com/office/drawing/2015/9/8/chartex" xmlns:cx2="http://schemas.microsoft.com/office/drawing/2015/10/21/chartex" xmlns:cx3="http://schemas.microsoft.com/office/drawing/2016/5/9/chartex" xmlns:cx4="http://schemas.microsoft.com/office/drawing/2016/5/10/chartex" xmlns:cx5="http://schemas.microsoft.com/office/drawing/2016/5/11/chartex" xmlns:cx6="http://schemas.microsoft.com/office/drawing/2016/5/12/chartex" xmlns:cx7="http://schemas.microsoft.com/office/drawing/2016/5/13/chartex" xmlns:cx8="http://schemas.microsoft.com/office/drawing/2016/5/14/chartex" xmlns:mc="http://schemas.openxmlformats.org/markup-compatibility/2006" xmlns:aink="http://schemas.microsoft.com/office/drawing/2016/ink" xmlns:am3d="http://schemas.microsoft.com/office/drawing/2017/model3d" xmlns:o="urn:schemas-microsoft-com:office:office" xmlns:oel="http://schemas.microsoft.com/office/2019/extlst" xmlns:r="http://schemas.openxmlformats.org/officeDocument/2006/relationships" xmlns:m="http://schemas.openxmlformats.org/officeDocument/2006/math" xmlns:v="urn:schemas-microsoft-com:vml" xmlns:wp14="http://schemas.microsoft.com/office/word/2010/wordprocessingDrawing" xmlns:wp="http://schemas.openxmlformats.org/drawingml/2006/wordprocessingDrawing" xmlns:w10="urn:schemas-microsoft-com:office:word" xmlns:w="http://schemas.openxmlformats.org/wordprocessingml/2006/main" xmlns:w14="http://schemas.microsoft.com/office/word/2010/wordml" xmlns:w15="http://schemas.microsoft.com/office/word/2012/wordml" xmlns:w16cex="http://schemas.microsoft.com/office/word/2018/wordml/cex" xmlns:w16cid="http://schemas.microsoft.com/office/word/2016/wordml/cid" xmlns:w16="http://schemas.microsoft.com/office/word/2018/wordml" xmlns:w16du="http://schemas.microsoft.com/office/word/2023/wordml/word16du" xmlns:w16sdtdh="http://schemas.microsoft.com/office/word/2020/wordml/sdtdatahash" xmlns:w16sdtfl="http://schemas.microsoft.com/office/word/2024/wordml/sdtformatlock" xmlns:w16se="http://schemas.microsoft.com/office/word/2015/wordml/symex" xmlns:wpg="http://schemas.microsoft.com/office/word/2010/wordprocessingGroup" xmlns:wpi="http://schemas.microsoft.com/office/word/2010/wordprocessingInk" xmlns:wne="http://schemas.microsoft.com/office/word/2006/wordml" xmlns:wps="http://schemas.microsoft.com/office/word/2010/wordprocessingShape" mc:Ignorable="w14 w15 w16se w16cid w16 w16cex w16sdtdh w16sdtfl w16du wp14">
   <w:p>
     <w:pPr>
       <w:pStyle w:val="Header"/>
@@ -413,7 +459,7 @@
 </file>
 
 <file path=word/header3.xml><?xml version="1.0" encoding="utf-8"?>
-<w:hdr xmlns:wpc="http://schemas.microsoft.com/office/word/2010/wordprocessingCanvas" xmlns:cx="http://schemas.microsoft.com/office/drawing/2014/chartex" xmlns:cx1="http://schemas.microsoft.com/office/drawing/2015/9/8/chartex" xmlns:cx2="http://schemas.microsoft.com/office/drawing/2015/10/21/chartex" xmlns:cx3="http://schemas.microsoft.com/office/drawing/2016/5/9/chartex" xmlns:cx4="http://schemas.microsoft.com/office/drawing/2016/5/10/chartex" xmlns:cx5="http://schemas.microsoft.com/office/drawing/2016/5/11/chartex" xmlns:cx6="http://schemas.microsoft.com/office/drawing/2016/5/12/chartex" xmlns:cx7="http://schemas.microsoft.com/office/drawing/2016/5/13/chartex" xmlns:cx8="http://schemas.microsoft.com/office/drawing/2016/5/14/chartex" xmlns:mc="http://schemas.openxmlformats.org/markup-compatibility/2006" xmlns:aink="http://schemas.microsoft.com/office/drawing/2016/ink" xmlns:am3d="http://schemas.microsoft.com/office/drawing/2017/model3d" xmlns:o="urn:schemas-microsoft-com:office:office" xmlns:oel="http://schemas.microsoft.com/office/2019/extlst" xmlns:r="http://schemas.openxmlformats.org/officeDocument/2006/relationships" xmlns:m="http://schemas.openxmlformats.org/officeDocument/2006/math" xmlns:v="urn:schemas-microsoft-com:vml" xmlns:wp14="http://schemas.microsoft.com/office/word/2010/wordprocessingDrawing" xmlns:wp="http://schemas.openxmlformats.org/drawingml/2006/wordprocessingDrawing" xmlns:w10="urn:schemas-microsoft-com:office:word" xmlns:w="http://schemas.openxmlformats.org/wordprocessingml/2006/main" xmlns:w14="http://schemas.microsoft.com/office/word/2010/wordml" xmlns:w15="http://schemas.microsoft.com/office/word/2012/wordml" xmlns:w16cex="http://schemas.microsoft.com/office/word/2018/wordml/cex" xmlns:w16cid="http://schemas.microsoft.com/office/word/2016/wordml/cid" xmlns:w16="http://schemas.microsoft.com/office/word/2018/wordml" xmlns:w16sdtdh="http://schemas.microsoft.com/office/word/2020/wordml/sdtdatahash" xmlns:w16se="http://schemas.microsoft.com/office/word/2015/wordml/symex" xmlns:wpg="http://schemas.microsoft.com/office/word/2010/wordprocessingGroup" xmlns:wpi="http://schemas.microsoft.com/office/word/2010/wordprocessingInk" xmlns:wne="http://schemas.microsoft.com/office/word/2006/wordml" xmlns:wps="http://schemas.microsoft.com/office/word/2010/wordprocessingShape" mc:Ignorable="w14 w15 w16se w16cid w16 w16cex w16sdtdh wp14">
+<w:hdr xmlns:wpc="http://schemas.microsoft.com/office/word/2010/wordprocessingCanvas" xmlns:cx="http://schemas.microsoft.com/office/drawing/2014/chartex" xmlns:cx1="http://schemas.microsoft.com/office/drawing/2015/9/8/chartex" xmlns:cx2="http://schemas.microsoft.com/office/drawing/2015/10/21/chartex" xmlns:cx3="http://schemas.microsoft.com/office/drawing/2016/5/9/chartex" xmlns:cx4="http://schemas.microsoft.com/office/drawing/2016/5/10/chartex" xmlns:cx5="http://schemas.microsoft.com/office/drawing/2016/5/11/chartex" xmlns:cx6="http://schemas.microsoft.com/office/drawing/2016/5/12/chartex" xmlns:cx7="http://schemas.microsoft.com/office/drawing/2016/5/13/chartex" xmlns:cx8="http://schemas.microsoft.com/office/drawing/2016/5/14/chartex" xmlns:mc="http://schemas.openxmlformats.org/markup-compatibility/2006" xmlns:aink="http://schemas.microsoft.com/office/drawing/2016/ink" xmlns:am3d="http://schemas.microsoft.com/office/drawing/2017/model3d" xmlns:o="urn:schemas-microsoft-com:office:office" xmlns:oel="http://schemas.microsoft.com/office/2019/extlst" xmlns:r="http://schemas.openxmlformats.org/officeDocument/2006/relationships" xmlns:m="http://schemas.openxmlformats.org/officeDocument/2006/math" xmlns:v="urn:schemas-microsoft-com:vml" xmlns:wp14="http://schemas.microsoft.com/office/word/2010/wordprocessingDrawing" xmlns:wp="http://schemas.openxmlformats.org/drawingml/2006/wordprocessingDrawing" xmlns:w10="urn:schemas-microsoft-com:office:word" xmlns:w="http://schemas.openxmlformats.org/wordprocessingml/2006/main" xmlns:w14="http://schemas.microsoft.com/office/word/2010/wordml" xmlns:w15="http://schemas.microsoft.com/office/word/2012/wordml" xmlns:w16cex="http://schemas.microsoft.com/office/word/2018/wordml/cex" xmlns:w16cid="http://schemas.microsoft.com/office/word/2016/wordml/cid" xmlns:w16="http://schemas.microsoft.com/office/word/2018/wordml" xmlns:w16du="http://schemas.microsoft.com/office/word/2023/wordml/word16du" xmlns:w16sdtdh="http://schemas.microsoft.com/office/word/2020/wordml/sdtdatahash" xmlns:w16sdtfl="http://schemas.microsoft.com/office/word/2024/wordml/sdtformatlock" xmlns:w16se="http://schemas.microsoft.com/office/word/2015/wordml/symex" xmlns:wpg="http://schemas.microsoft.com/office/word/2010/wordprocessingGroup" xmlns:wpi="http://schemas.microsoft.com/office/word/2010/wordprocessingInk" xmlns:wne="http://schemas.microsoft.com/office/word/2006/wordml" xmlns:wps="http://schemas.microsoft.com/office/word/2010/wordprocessingShape" mc:Ignorable="w14 w15 w16se w16cid w16 w16cex w16sdtdh w16sdtfl w16du wp14">
   <w:p>
     <w:pPr>
       <w:pStyle w:val="Header"/>
@@ -422,7 +468,7 @@
     <w:r>
       <w:tab/>
       <w:tab/>
-      <w:t>2026-06-17</w:t>
+      <w:t>2026-06-18</w:t>
       <w:br/>
       <w:br/>
     </w:r>
@@ -435,7 +481,7 @@
 </file>
 
 <file path=word/numbering.xml><?xml version="1.0" encoding="utf-8"?>
-<w:numbering xmlns:wpc="http://schemas.microsoft.com/office/word/2010/wordprocessingCanvas" xmlns:cx="http://schemas.microsoft.com/office/drawing/2014/chartex" xmlns:cx1="http://schemas.microsoft.com/office/drawing/2015/9/8/chartex" xmlns:cx2="http://schemas.microsoft.com/office/drawing/2015/10/21/chartex" xmlns:cx3="http://schemas.microsoft.com/office/drawing/2016/5/9/chartex" xmlns:cx4="http://schemas.microsoft.com/office/drawing/2016/5/10/chartex" xmlns:cx5="http://schemas.microsoft.com/office/drawing/2016/5/11/chartex" xmlns:cx6="http://schemas.microsoft.com/office/drawing/2016/5/12/chartex" xmlns:cx7="http://schemas.microsoft.com/office/drawing/2016/5/13/chartex" xmlns:cx8="http://schemas.microsoft.com/office/drawing/2016/5/14/chartex" xmlns:mc="http://schemas.openxmlformats.org/markup-compatibility/2006" xmlns:aink="http://schemas.microsoft.com/office/drawing/2016/ink" xmlns:am3d="http://schemas.microsoft.com/office/drawing/2017/model3d" xmlns:o="urn:schemas-microsoft-com:office:office" xmlns:oel="http://schemas.microsoft.com/office/2019/extlst" xmlns:r="http://schemas.openxmlformats.org/officeDocument/2006/relationships" xmlns:m="http://schemas.openxmlformats.org/officeDocument/2006/math" xmlns:v="urn:schemas-microsoft-com:vml" xmlns:wp14="http://schemas.microsoft.com/office/word/2010/wordprocessingDrawing" xmlns:wp="http://schemas.openxmlformats.org/drawingml/2006/wordprocessingDrawing" xmlns:w10="urn:schemas-microsoft-com:office:word" xmlns:w="http://schemas.openxmlformats.org/wordprocessingml/2006/main" xmlns:w14="http://schemas.microsoft.com/office/word/2010/wordml" xmlns:w15="http://schemas.microsoft.com/office/word/2012/wordml" xmlns:w16cex="http://schemas.microsoft.com/office/word/2018/wordml/cex" xmlns:w16cid="http://schemas.microsoft.com/office/word/2016/wordml/cid" xmlns:w16="http://schemas.microsoft.com/office/word/2018/wordml" xmlns:w16sdtdh="http://schemas.microsoft.com/office/word/2020/wordml/sdtdatahash" xmlns:w16se="http://schemas.microsoft.com/office/word/2015/wordml/symex" xmlns:wpg="http://schemas.microsoft.com/office/word/2010/wordprocessingGroup" xmlns:wpi="http://schemas.microsoft.com/office/word/2010/wordprocessingInk" xmlns:wne="http://schemas.microsoft.com/office/word/2006/wordml" xmlns:wps="http://schemas.microsoft.com/office/word/2010/wordprocessingShape" mc:Ignorable="w14 w15 w16se w16cid w16 w16cex w16sdtdh wp14">
+<w:numbering xmlns:wpc="http://schemas.microsoft.com/office/word/2010/wordprocessingCanvas" xmlns:cx="http://schemas.microsoft.com/office/drawing/2014/chartex" xmlns:cx1="http://schemas.microsoft.com/office/drawing/2015/9/8/chartex" xmlns:cx2="http://schemas.microsoft.com/office/drawing/2015/10/21/chartex" xmlns:cx3="http://schemas.microsoft.com/office/drawing/2016/5/9/chartex" xmlns:cx4="http://schemas.microsoft.com/office/drawing/2016/5/10/chartex" xmlns:cx5="http://schemas.microsoft.com/office/drawing/2016/5/11/chartex" xmlns:cx6="http://schemas.microsoft.com/office/drawing/2016/5/12/chartex" xmlns:cx7="http://schemas.microsoft.com/office/drawing/2016/5/13/chartex" xmlns:cx8="http://schemas.microsoft.com/office/drawing/2016/5/14/chartex" xmlns:mc="http://schemas.openxmlformats.org/markup-compatibility/2006" xmlns:aink="http://schemas.microsoft.com/office/drawing/2016/ink" xmlns:am3d="http://schemas.microsoft.com/office/drawing/2017/model3d" xmlns:o="urn:schemas-microsoft-com:office:office" xmlns:oel="http://schemas.microsoft.com/office/2019/extlst" xmlns:r="http://schemas.openxmlformats.org/officeDocument/2006/relationships" xmlns:m="http://schemas.openxmlformats.org/officeDocument/2006/math" xmlns:v="urn:schemas-microsoft-com:vml" xmlns:wp14="http://schemas.microsoft.com/office/word/2010/wordprocessingDrawing" xmlns:wp="http://schemas.openxmlformats.org/drawingml/2006/wordprocessingDrawing" xmlns:w10="urn:schemas-microsoft-com:office:word" xmlns:w="http://schemas.openxmlformats.org/wordprocessingml/2006/main" xmlns:w14="http://schemas.microsoft.com/office/word/2010/wordml" xmlns:w15="http://schemas.microsoft.com/office/word/2012/wordml" xmlns:w16cex="http://schemas.microsoft.com/office/word/2018/wordml/cex" xmlns:w16cid="http://schemas.microsoft.com/office/word/2016/wordml/cid" xmlns:w16="http://schemas.microsoft.com/office/word/2018/wordml" xmlns:w16du="http://schemas.microsoft.com/office/word/2023/wordml/word16du" xmlns:w16sdtdh="http://schemas.microsoft.com/office/word/2020/wordml/sdtdatahash" xmlns:w16sdtfl="http://schemas.microsoft.com/office/word/2024/wordml/sdtformatlock" xmlns:w16se="http://schemas.microsoft.com/office/word/2015/wordml/symex" xmlns:wpg="http://schemas.microsoft.com/office/word/2010/wordprocessingGroup" xmlns:wpi="http://schemas.microsoft.com/office/word/2010/wordprocessingInk" xmlns:wne="http://schemas.microsoft.com/office/word/2006/wordml" xmlns:wps="http://schemas.microsoft.com/office/word/2010/wordprocessingShape" mc:Ignorable="w14 w15 w16se w16cid w16 w16cex w16sdtdh w16sdtfl w16du wp14">
   <w:abstractNum w:abstractNumId="0" w15:restartNumberingAfterBreak="0">
     <w:nsid w:val="FFFFFF7C"/>
     <w:multiLevelType w:val="singleLevel"/>
@@ -638,7 +684,7 @@
 </file>
 
 <file path=word/styles.xml><?xml version="1.0" encoding="utf-8"?>
-<w:styles xmlns:mc="http://schemas.openxmlformats.org/markup-compatibility/2006" xmlns:r="http://schemas.openxmlformats.org/officeDocument/2006/relationships" xmlns:w="http://schemas.openxmlformats.org/wordprocessingml/2006/main" xmlns:w14="http://schemas.microsoft.com/office/word/2010/wordml" xmlns:w15="http://schemas.microsoft.com/office/word/2012/wordml" xmlns:w16cex="http://schemas.microsoft.com/office/word/2018/wordml/cex" xmlns:w16cid="http://schemas.microsoft.com/office/word/2016/wordml/cid" xmlns:w16="http://schemas.microsoft.com/office/word/2018/wordml" xmlns:w16sdtdh="http://schemas.microsoft.com/office/word/2020/wordml/sdtdatahash" xmlns:w16se="http://schemas.microsoft.com/office/word/2015/wordml/symex" mc:Ignorable="w14 w15 w16se w16cid w16 w16cex w16sdtdh">
+<w:styles xmlns:mc="http://schemas.openxmlformats.org/markup-compatibility/2006" xmlns:r="http://schemas.openxmlformats.org/officeDocument/2006/relationships" xmlns:w="http://schemas.openxmlformats.org/wordprocessingml/2006/main" xmlns:w14="http://schemas.microsoft.com/office/word/2010/wordml" xmlns:w15="http://schemas.microsoft.com/office/word/2012/wordml" xmlns:w16cex="http://schemas.microsoft.com/office/word/2018/wordml/cex" xmlns:w16cid="http://schemas.microsoft.com/office/word/2016/wordml/cid" xmlns:w16="http://schemas.microsoft.com/office/word/2018/wordml" xmlns:w16du="http://schemas.microsoft.com/office/word/2023/wordml/word16du" xmlns:w16sdtdh="http://schemas.microsoft.com/office/word/2020/wordml/sdtdatahash" xmlns:w16sdtfl="http://schemas.microsoft.com/office/word/2024/wordml/sdtformatlock" xmlns:w16se="http://schemas.microsoft.com/office/word/2015/wordml/symex" mc:Ignorable="w14 w15 w16se w16cid w16 w16cex w16sdtdh w16sdtfl w16du">
   <w:docDefaults>
     <w:rPrDefault>
       <w:rPr>
@@ -1396,7 +1442,7 @@
     <w:link w:val="TitleChar"/>
     <w:uiPriority w:val="10"/>
     <w:qFormat/>
-    <w:rsid w:val="007106C8"/>
+    <w:rsid w:val="00E854FA"/>
     <w:pPr>
       <w:spacing w:after="300" w:line="240" w:lineRule="auto"/>
       <w:contextualSpacing/>
@@ -1406,7 +1452,7 @@
       <w:rFonts w:eastAsiaTheme="majorEastAsia" w:cstheme="majorBidi"/>
       <w:spacing w:val="5"/>
       <w:kern w:val="28"/>
-      <w:sz w:val="52"/>
+      <w:sz w:val="40"/>
       <w:szCs w:val="52"/>
       <w:lang w:val="sv-SE" w:eastAsia="en-US" w:bidi="ar-SA"/>
     </w:rPr>
@@ -1416,12 +1462,12 @@
     <w:basedOn w:val="DefaultParagraphFont"/>
     <w:link w:val="Title"/>
     <w:uiPriority w:val="10"/>
-    <w:rsid w:val="007106C8"/>
+    <w:rsid w:val="00E854FA"/>
     <w:rPr>
       <w:rFonts w:ascii="Times New Roman" w:eastAsiaTheme="majorEastAsia" w:hAnsi="Times New Roman" w:cstheme="majorBidi"/>
       <w:spacing w:val="5"/>
       <w:kern w:val="28"/>
-      <w:sz w:val="52"/>
+      <w:sz w:val="40"/>
       <w:szCs w:val="52"/>
       <w:lang w:val="sv-SE" w:eastAsia="en-US" w:bidi="ar-SA"/>
     </w:rPr>

--- a/tillsyn/A 10274-2026 tillsynsbegäran.docx
+++ b/tillsyn/A 10274-2026 tillsynsbegäran.docx
@@ -468,7 +468,7 @@
     <w:r>
       <w:tab/>
       <w:tab/>
-      <w:t>2026-06-18</w:t>
+      <w:t>2026-06-19</w:t>
       <w:br/>
       <w:br/>
     </w:r>

--- a/tillsyn/A 10274-2026 tillsynsbegäran.docx
+++ b/tillsyn/A 10274-2026 tillsynsbegäran.docx
@@ -468,7 +468,7 @@
     <w:r>
       <w:tab/>
       <w:tab/>
-      <w:t>2026-06-19</w:t>
+      <w:t>2026-06-20</w:t>
       <w:br/>
       <w:br/>
     </w:r>

--- a/tillsyn/A 10274-2026 tillsynsbegäran.docx
+++ b/tillsyn/A 10274-2026 tillsynsbegäran.docx
@@ -12,10 +12,7 @@
     </w:p>
     <w:p>
       <w:r>
-        <w:t>Detta dokument behandlar höga naturvärden i avverkningsanmälan A 10274-2026 i Gotlands kommun som inkom 2026-02-23 och omfattar 9,8 ha.</w:t>
-      </w:r>
-      <w:r>
-        <w:t xml:space="preserve"> I Figur 1 visas fyndplatser för naturvårdsarter i området, som finns registrerade på Artportalen.</w:t>
+        <w:t>Denna tillsynsbegäran behandlar höga naturvärden i avverkningsanmälan A 10274-2026 i Gotlands kommun som inkom 2026-02-23 och omfattar 9,8 ha.</w:t>
       </w:r>
     </w:p>
     <w:p>
@@ -63,7 +60,20 @@
         <w:spacing w:after="240"/>
       </w:pPr>
       <w:r>
-        <w:t>Figur 1. Fyndplatser för naturvårdsarter i och inom 15 meter från avverkningsanmälan (röd linje). Inom parentes anges rödlistekategorier, S för signalarter, Tför typiska arter och fridlysningsparagrafer i artskyddsförordningen.Markörer utan svart kant är placerade på fyndplatsen. Markörer med svart kant är placerade vid sidan av fyndplatsen och har ett svart streck som visar fyndplatsens exakta position. Kartans mittpunktskoordinat är N 6368259, E 720509 i SWEREF 99 TM.</w:t>
+        <w:t>Figur 1. Fyndplatser för naturvårdsarter i och inom 15 meter från avverkningsanmälan. Markörer utan svart kant är placerade på fyndplatsen. Markörer med svart kant är placerade vid sidan av fyndplatsen har ett svart streck som visar fyndplatsens exakta position. Kartans mittpunktskoordinat är N 6368259, E 720509 i SWEREF 99 TM.</w:t>
+      </w:r>
+    </w:p>
+    <w:p>
+      <w:r>
+        <w:t>I och inom 15 meter från avverkningsanmälan finns fynd av 12 naturvårdsarter, varav 5 är rödlistade, 4 är fridlysta, 4 är typiska (T) och 3 är signalarter (S): gråfingerört (VU), backstarr (NT), backtimjan (NT), reliktbock (NT, T), vippärt (NT, T), axag (S), grönpyrola (S, T), kragjordstjärna (S), spillkråka (T, §4), alvarstånds (§7), nattviol (§8) och sankt pers nycklar (§8). Se Figur 1.</w:t>
+      </w:r>
+    </w:p>
+    <w:p>
+      <w:pPr>
+        <w:pStyle w:val="Heading1"/>
+      </w:pPr>
+      <w:r>
+        <w:t>Tillsynsbegäran</w:t>
       </w:r>
     </w:p>
     <w:p>
@@ -77,124 +87,16 @@
       </w:r>
     </w:p>
     <w:p>
-      <w:r>
-        <w:t>Nedan beskrivs fynd av naturvårdsarter och fridlysta arter som gjorts i det avverkningsanmälda området. I BILAGA 1 finns artfakta om fridlysta arter.</w:t>
-      </w:r>
-    </w:p>
-    <w:p>
       <w:pPr>
         <w:pStyle w:val="Heading1"/>
       </w:pPr>
       <w:r>
-        <w:t>Naturvårdsarter</w:t>
+        <w:t>Naturvårdsarter och fridlysta arter</w:t>
       </w:r>
     </w:p>
     <w:p>
       <w:r>
-        <w:t>I och inom 15 meter från avverkningsanmälan har följande 12 naturvårdsarter hittats: gråfingerört (VU), backstarr (NT), backtimjan (NT), reliktbock (NT, T), vippärt (NT, T), axag (S), grönpyrola (S, T), kragjordstjärna (S), spillkråka (T, §4), alvarstånds (§7), nattviol (§8) och sankt pers nycklar (§8). Av dessa är 5 rödlistade. För rödlistade arter har rödlistekategorin angivits inom parentes. Arter som är signalarter enligt Skogsstyrelsen har markerats med (S). Typiska arter inom Natura 2000 som är kopplade till skogsekosystem har markerats med (T). För fridlysta arter anges även paragrafen i Artskyddsförordningen som arten är fridlyst enligt.</w:t>
-      </w:r>
-    </w:p>
-    <w:p>
-      <w:r>
-        <w:t>De påträffade naturvårdsarterna är ett tydligt kvitto på att det rör sig om en skog med höga naturvärden.</w:t>
-      </w:r>
-    </w:p>
-    <w:p>
-      <w:pPr>
-        <w:pStyle w:val="Heading2"/>
-      </w:pPr>
-      <w:r>
-        <w:t>Fridlysta arter</w:t>
-      </w:r>
-    </w:p>
-    <w:p>
-      <w:r>
-        <w:t>Följande fridlysta arter har sina livsmiljöer och växtplatser i den avverkningsanmälda skogen: spillkråka (T, §4), alvarstånds (§7), nattviol (§8) och sankt pers nycklar (§8).</w:t>
-      </w:r>
-    </w:p>
-    <w:p>
-      <w:r>
-        <w:t xml:space="preserve">Observera att medlemsländerna är skyldiga att agera i enlighet med EU:s fågeldirektiv där det uttryckligen står att direktivet gäller för fåglar samt för deras ägg, bon och </w:t>
-      </w:r>
-      <w:r>
-        <w:rPr>
-          <w:b/>
-        </w:rPr>
-        <w:t xml:space="preserve">livsmiljöer </w:t>
-      </w:r>
-      <w:r>
-        <w:t>(artikel 1). Vidare att de åtgärder som vidtas inte får leda till en försämring av den nuvarande situationen beträffande bevarandet av de fågelarter som avses i artikel 1 (artikel 13). Fågeldirektivet är styrande för tillsynsansvariga myndigheters ärendehantering, ställningstaganden och beslutsfattande.</w:t>
-      </w:r>
-    </w:p>
-    <w:p>
-      <w:r>
-        <w:rPr>
-          <w:b/>
-        </w:rPr>
-        <w:t>Spillkråka (§4)</w:t>
-      </w:r>
-      <w:r>
-        <w:t xml:space="preserve"> omfattas av bilaga 1 i EU:s fågeldirektiv och är typisk art för </w:t>
-      </w:r>
-      <w:r>
-        <w:rPr>
-          <w:i/>
-        </w:rPr>
-        <w:t xml:space="preserve">9010 Taiga </w:t>
-      </w:r>
-      <w:r>
-        <w:t>och</w:t>
-      </w:r>
-      <w:r>
-        <w:rPr>
-          <w:i/>
-        </w:rPr>
-        <w:t xml:space="preserve"> 9740 Skogsbevuxen myr</w:t>
-      </w:r>
-      <w:r>
-        <w:t>. Den behöver grova träd, främst tall, asp och bok som boträd. Skogsbruk med korta omloppstider och täta, homogena ungskogar utgör det största hotet. Spillkråka är en nyckelart i skogliga miljöer vars övergivna bohål utnyttjas av flera andra hålhäckande fågelarter och fladdermöss, däribland pärluggla (EN, §4), knipa (§4), salskrake (§4) och skogsduva (§4). Hökuggla (VU, §4) och slaguggla (§4) häckar ofta i högstubbar som brutits av i höjd med ett gammalt spillkråkebo (SLU Artdatabanken, 2026; Skogsstyrelsen, 2016).</w:t>
-      </w:r>
-    </w:p>
-    <w:p>
-      <w:r>
-        <w:t>I BILAGA 1 finns mer detaljerad information om ekologi samt krav på livsmiljö hos fridlysta arter.</w:t>
-      </w:r>
-    </w:p>
-    <w:p>
-      <w:pPr>
-        <w:pStyle w:val="Heading2"/>
-      </w:pPr>
-      <w:r>
-        <w:t>Övriga naturvårdsarter</w:t>
-      </w:r>
-    </w:p>
-    <w:p>
-      <w:r>
-        <w:rPr>
-          <w:b/>
-        </w:rPr>
-        <w:t xml:space="preserve">Grönpyrola </w:t>
-      </w:r>
-      <w:r>
-        <w:t xml:space="preserve">växer främst på sandig, torr eller frisk mark i äldre barrskog, ofta på isälvsmaterial såsom sand och grus. Den påträffas främst i äldre naturligt uppkomna barrskogar, exempelvis på tallmoar, i åssluttningar, dyner och rasbranter. Arten är känslig för skogsbruksmetoder såsom slutavverkning och markberedning. Grönpyrola är typisk art för </w:t>
-      </w:r>
-      <w:r>
-        <w:rPr>
-          <w:i/>
-        </w:rPr>
-        <w:t>9010 Taiga, 9060 Åsbarrskog</w:t>
-      </w:r>
-      <w:r>
-        <w:t xml:space="preserve"> och</w:t>
-      </w:r>
-      <w:r>
-        <w:rPr>
-          <w:i/>
-        </w:rPr>
-        <w:t xml:space="preserve"> 1610 Åsöar i Östersjön </w:t>
-      </w:r>
-      <w:r>
-        <w:t>(Nitare &amp; Skogsstyrelsen, 2019; SLU Artdatabanken, 2025).</w:t>
+        <w:t>Nedan följer beskrivningar av de naturvårdsarter och fridlysta arter som har sina livsmiljöer och växtplatser i den avverkningsanmälda skogen. Se även ytterligare artfakta i BILAGA 1. De påträffade naturvårdsarterna är ett tydligt kvitto på att det rör sig om en skog med höga naturvärden.</w:t>
       </w:r>
     </w:p>
     <w:p>
@@ -253,6 +155,86 @@
       </w:r>
       <w:r>
         <w:t xml:space="preserve"> (Nitare &amp; Skogsstyrelsen, 2019; SLU Artdatabanken, 2026).</w:t>
+      </w:r>
+    </w:p>
+    <w:p>
+      <w:r>
+        <w:rPr>
+          <w:b/>
+        </w:rPr>
+        <w:t xml:space="preserve">Grönpyrola </w:t>
+      </w:r>
+      <w:r>
+        <w:t xml:space="preserve">växer främst på sandig, torr eller frisk mark i äldre barrskog, ofta på isälvsmaterial såsom sand och grus. Den påträffas främst i äldre naturligt uppkomna barrskogar, exempelvis på tallmoar, i åssluttningar, dyner och rasbranter. Arten är känslig för skogsbruksmetoder såsom slutavverkning och markberedning. Grönpyrola är typisk art för </w:t>
+      </w:r>
+      <w:r>
+        <w:rPr>
+          <w:i/>
+        </w:rPr>
+        <w:t>9010 Taiga, 9060 Åsbarrskog</w:t>
+      </w:r>
+      <w:r>
+        <w:t xml:space="preserve"> och</w:t>
+      </w:r>
+      <w:r>
+        <w:rPr>
+          <w:i/>
+        </w:rPr>
+        <w:t xml:space="preserve"> 1610 Åsöar i Östersjön </w:t>
+      </w:r>
+      <w:r>
+        <w:t>(Nitare &amp; Skogsstyrelsen, 2019; SLU Artdatabanken, 2025).</w:t>
+      </w:r>
+    </w:p>
+    <w:p>
+      <w:r>
+        <w:rPr>
+          <w:b/>
+        </w:rPr>
+        <w:t>Spillkråka (§4)</w:t>
+      </w:r>
+      <w:r>
+        <w:t xml:space="preserve"> omfattas av bilaga 1 i EU:s fågeldirektiv och är typisk art för </w:t>
+      </w:r>
+      <w:r>
+        <w:rPr>
+          <w:i/>
+        </w:rPr>
+        <w:t xml:space="preserve">9010 Taiga </w:t>
+      </w:r>
+      <w:r>
+        <w:t>och</w:t>
+      </w:r>
+      <w:r>
+        <w:rPr>
+          <w:i/>
+        </w:rPr>
+        <w:t xml:space="preserve"> 9740 Skogsbevuxen myr</w:t>
+      </w:r>
+      <w:r>
+        <w:t>. Den behöver grova träd, främst tall, asp och bok som boträd. Skogsbruk med korta omloppstider och täta, homogena ungskogar utgör det största hotet. Spillkråka är en nyckelart i skogliga miljöer vars övergivna bohål utnyttjas av flera andra hålhäckande fågelarter och fladdermöss, däribland pärluggla (EN, §4), knipa (§4), salskrake (§4) och skogsduva (§4). Hökuggla (VU, §4) och slaguggla (§4) häckar ofta i högstubbar som brutits av i höjd med ett gammalt spillkråkebo (SLU Artdatabanken, 2026; Skogsstyrelsen, 2016).</w:t>
+      </w:r>
+    </w:p>
+    <w:p>
+      <w:pPr>
+        <w:pStyle w:val="Heading1"/>
+      </w:pPr>
+      <w:r>
+        <w:t>EU:s fågeldirektiv</w:t>
+      </w:r>
+    </w:p>
+    <w:p>
+      <w:r>
+        <w:t xml:space="preserve">Europeiska unionens medlemsländer är skyldiga att agera i enlighet med EU:s fågeldirektiv där det uttryckligen står att direktivet gäller för fåglar samt för deras ägg, bon och </w:t>
+      </w:r>
+      <w:r>
+        <w:rPr>
+          <w:b/>
+        </w:rPr>
+        <w:t xml:space="preserve">livsmiljöer </w:t>
+      </w:r>
+      <w:r>
+        <w:t>(artikel 1). Vidare att de åtgärder som vidtas inte får leda till en försämring av den nuvarande situationen beträffande bevarandet av de fågelarter som avses i artikel 1 (artikel 13). Fågeldirektivet är styrande för tillsynsansvariga myndigheters ärendehantering, ställningstaganden och beslutsfattande.</w:t>
       </w:r>
     </w:p>
     <w:p>
@@ -468,7 +450,7 @@
     <w:r>
       <w:tab/>
       <w:tab/>
-      <w:t>2026-06-20</w:t>
+      <w:t>2026-06-21</w:t>
       <w:br/>
       <w:br/>
     </w:r>

--- a/tillsyn/A 10274-2026 tillsynsbegäran.docx
+++ b/tillsyn/A 10274-2026 tillsynsbegäran.docx
@@ -450,7 +450,7 @@
     <w:r>
       <w:tab/>
       <w:tab/>
-      <w:t>2026-06-21</w:t>
+      <w:t>2026-06-22</w:t>
       <w:br/>
       <w:br/>
     </w:r>

--- a/tillsyn/A 10274-2026 tillsynsbegäran.docx
+++ b/tillsyn/A 10274-2026 tillsynsbegäran.docx
@@ -450,7 +450,7 @@
     <w:r>
       <w:tab/>
       <w:tab/>
-      <w:t>2026-06-22</w:t>
+      <w:t>2026-06-23</w:t>
       <w:br/>
       <w:br/>
     </w:r>

--- a/tillsyn/A 10274-2026 tillsynsbegäran.docx
+++ b/tillsyn/A 10274-2026 tillsynsbegäran.docx
@@ -60,12 +60,12 @@
         <w:spacing w:after="240"/>
       </w:pPr>
       <w:r>
-        <w:t>Figur 1. Fyndplatser för naturvårdsarter i och inom 15 meter från avverkningsanmälan. Markörer utan svart kant är placerade på fyndplatsen. Markörer med svart kant är placerade vid sidan av fyndplatsen har ett svart streck som visar fyndplatsens exakta position. Kartans mittpunktskoordinat är N 6368259, E 720509 i SWEREF 99 TM.</w:t>
+        <w:t>Figur 1. Fyndplatser för naturvårdsarter i och inom 18 meter från avverkningsanmälan. Markörer utan svart kant är placerade på fyndplatsen. Markörer med svart kant är placerade vid sidan av fyndplatsen har ett svart streck som visar fyndplatsens exakta position. Kartans mittpunktskoordinat är N 6368259, E 720509 i SWEREF 99 TM.</w:t>
       </w:r>
     </w:p>
     <w:p>
       <w:r>
-        <w:t>I och inom 15 meter från avverkningsanmälan finns fynd av 12 naturvårdsarter, varav 5 är rödlistade, 4 är fridlysta, 4 är typiska (T) och 3 är signalarter (S): gråfingerört (VU), backstarr (NT), backtimjan (NT), reliktbock (NT, T), vippärt (NT, T), axag (S), grönpyrola (S, T), kragjordstjärna (S), spillkråka (T, §4), alvarstånds (§7), nattviol (§8) och sankt pers nycklar (§8). Se Figur 1.</w:t>
+        <w:t>I och inom 18 meter från avverkningsanmälan finns fynd av 14 naturvårdsarter, varav 7 är rödlistade, 6 är fridlysta, 4 är typiska (T) och 3 är signalarter (S): garderönn (VU, §7), gråfingerört (VU), backstarr (NT), backtimjan (NT), dårgräsfjäril (NT, §4a), reliktbock (NT, T), vippärt (NT, T), axag (S), grönpyrola (S, T), kragjordstjärna (S), spillkråka (T, §4), alvarstånds (§7), nattviol (§8) och sankt pers nycklar (§8). Se Figur 1.</w:t>
       </w:r>
     </w:p>
     <w:p>
@@ -97,6 +97,28 @@
     <w:p>
       <w:r>
         <w:t>Nedan följer beskrivningar av de naturvårdsarter och fridlysta arter som har sina livsmiljöer och växtplatser i den avverkningsanmälda skogen. Se även ytterligare artfakta i BILAGA 1. De påträffade naturvårdsarterna är ett tydligt kvitto på att det rör sig om en skog med höga naturvärden.</w:t>
+      </w:r>
+    </w:p>
+    <w:p>
+      <w:r>
+        <w:rPr>
+          <w:b/>
+        </w:rPr>
+        <w:t>Garderönn (VU, §7)</w:t>
+      </w:r>
+      <w:r>
+        <w:t xml:space="preserve"> är strikt skyddad enligt §7 Artskyddsförordningen (bilaga 1) vilket innebär att hela dess livsmiljö ska bevaras. Den är enbart är känd från ett mindre område på östra Gotland där den växer i gles kalktallskog och på kalkhällar. Arten hotas genom sin lilla population. Markägare och verksamma inom skogsnäringen inom det område där garderönnen växer måste lära sig känna igen denna strikt skyddade art, för att undvika att skada den av misstag. Garderönn är globalt rödlistad som sårbar (VU) vilket innebär att Sverige har ett internationellt ansvar för arten (SLU Artdatabanken, 2026; IUCN, 2021).</w:t>
+      </w:r>
+    </w:p>
+    <w:p>
+      <w:r>
+        <w:rPr>
+          <w:b/>
+        </w:rPr>
+        <w:t>Dårgräsfjäril (NT, §4a)</w:t>
+      </w:r>
+      <w:r>
+        <w:t xml:space="preserve"> är rödlistad som nära hotad, fridlyst enligt 4a§ artskyddsförordningen och omfattas av bilaga 4 EU:s art- och habitatdirektiv vilket innebär ett strikt skydd där hela livsmiljön ska bevaras. Sedan 2005 omfattas dårgräsfjärilen av ett åtgärdsprogram för hotade arter (SLU Artdatabanken, 2024; Bergman, 2005). Hanar av dårgräsfjärilen ses ofta patrullera längs med bryn och vägar medan ägg-, larv- och puppstadier sker i bryn och i mindre gläntor inne i skogen. Speciellt äggen är uttorkningskänsliga och arten överlever inte kalavverkning (SLU Artdatabanken, 2024).</w:t>
       </w:r>
     </w:p>
     <w:p>
@@ -255,6 +277,107 @@
         <w:pStyle w:val="Heading1"/>
       </w:pPr>
       <w:r>
+        <w:t>Dårgräsfjäril – ekologi samt krav på livsmiljön</w:t>
+      </w:r>
+    </w:p>
+    <w:p>
+      <w:r>
+        <w:t xml:space="preserve">Dårgräsfjäril </w:t>
+      </w:r>
+      <w:r>
+        <w:rPr>
+          <w:i/>
+        </w:rPr>
+        <w:t>Lopinga achine</w:t>
+      </w:r>
+      <w:r>
+        <w:t xml:space="preserve"> (NT, §4a) är rödlistad som nära hotad, fridlyst enligt 4a§ artskyddsförordningen och omfattas av bilaga 4 EU:s art- och habitatdirektiv vilket innebär ett strikt skydd där hela artens livsmiljö ska bevaras. Sedan 2005 omfattas den av ett åtgärdsprogram (ÅGP) för hotade arter.</w:t>
+      </w:r>
+    </w:p>
+    <w:p>
+      <w:r>
+        <w:t xml:space="preserve">I Sverige förekommer dårgräsfjärilen i Östergötland och på Gotland. Den påträffas i gles skog med riklig förekomst av artens värdväxt lundstarr </w:t>
+      </w:r>
+      <w:r>
+        <w:rPr>
+          <w:i/>
+        </w:rPr>
+        <w:t>Carex montana</w:t>
+      </w:r>
+      <w:r>
+        <w:t>, som trivs på mullrik, gärna kalkhaltig mineraljord. På Gotland förekommer arten i ljus, lågvuxen ängstallskog med buskskikt av brakved, rönn och oxel (SLU Artdatabanken, 2024).</w:t>
+      </w:r>
+    </w:p>
+    <w:p>
+      <w:r>
+        <w:t>Arten är mycket lokaltrogen och en undersökning av fjärilarnas spridningsförmåga med märkning- och återfångstförsök visade att de undviker att flytta längre sträckor, den längsta sträcka som uppmättes var 700 m (Bergman &amp; Landin 2002). De var mer benägna att flytta sig genom skogsmark än över öppen mark. Hanarna patrullerar buskbrynens solexponerade sida på jakt efter oparade honor (SLU Artdatabanken, 2024). Vid äggläggningen släpper honan äggen under flykten i anslutning till bestånd av lundstarr som växer i buskbryn och mindre gläntor inne i skogen. Äggen är känsliga för uttorkning och honan undviker därför att släppa dem alltför långt från skuggivande buskage.</w:t>
+      </w:r>
+    </w:p>
+    <w:p>
+      <w:r>
+        <w:t>Arten hotas av granplantering, slutavverkning, alltför hård röjning och gallring. På fastlandet hotas fjärilen av igenväxning medan gotlandslokalerna inte verkar vara lika starkt utsatta för igenväxning, vilket sannolikt beror på de tunnare jordlagren. På Gotland är det snarare kalhyggesbruk som kan hota arten. På Gotland, där utbredningsområdet är större, är ett försiktigt skogsbruk (plockhuggning) på dårgräsfjärilens lokaler troligen möjligt, förutsatt att det finns orörda lokaler i närheten från vilka den kan återkolonisera områdena efteråt (SLU Artdatabanken, 2024).</w:t>
+      </w:r>
+    </w:p>
+    <w:p>
+      <w:r>
+        <w:t>Dårgräsfjäril är en av de mest hotade dagfjärilarna i Nordvästeuropa. Populationstrenden är kraftigt vikande i Tyskland, Tjeckien, Slovakien, Polen och Österrike och vikande i flertalet övriga länder i Europa utom i europeiska delen av Ryssland, Estland, Lettland och Finland där den är stabil eller expanderande. Arten är försvunnen i Belgien och Bulgarien (SLU Artdatabanken, 2024).</w:t>
+      </w:r>
+    </w:p>
+    <w:p>
+      <w:pPr>
+        <w:pStyle w:val="Heading2"/>
+      </w:pPr>
+      <w:r>
+        <w:t>Referenser – dårgräsfjäril</w:t>
+      </w:r>
+    </w:p>
+    <w:p>
+      <w:r>
+        <w:t xml:space="preserve">Bergman, K.-O., 2005. </w:t>
+      </w:r>
+      <w:r>
+        <w:rPr>
+          <w:i/>
+        </w:rPr>
+        <w:t xml:space="preserve">Åtgärdsprogram för bevarande av dårgräsfjäril (Lopinga achine). </w:t>
+      </w:r>
+      <w:r>
+        <w:t>(5527). Bromma. https://www.naturvardsverket.se/978-91-620-5527-5</w:t>
+      </w:r>
+    </w:p>
+    <w:p>
+      <w:r>
+        <w:t xml:space="preserve">Bergman, K.-O. &amp; Landin, J. (2002). </w:t>
+      </w:r>
+      <w:r>
+        <w:rPr>
+          <w:i/>
+        </w:rPr>
+        <w:t xml:space="preserve">Population structure and movements of a threatened butterfly (Lopinga achine) in a fragmented landscape in Sweden. </w:t>
+      </w:r>
+      <w:r>
+        <w:t>Biological Conservation. 108, 361–369.</w:t>
+      </w:r>
+    </w:p>
+    <w:p>
+      <w:r>
+        <w:t xml:space="preserve">SLU Artdatabanken, 2024. </w:t>
+      </w:r>
+      <w:r>
+        <w:rPr>
+          <w:i/>
+        </w:rPr>
+        <w:t xml:space="preserve">Artfaktablad. Naturvård – artfakta. </w:t>
+      </w:r>
+      <w:r>
+        <w:t>SLU Artdatabanken, Uppsala</w:t>
+      </w:r>
+    </w:p>
+    <w:p>
+      <w:pPr>
+        <w:pStyle w:val="Heading1"/>
+      </w:pPr>
+      <w:r>
         <w:t>Spillkråka – ekologi samt krav på livsmiljön</w:t>
       </w:r>
     </w:p>
@@ -450,7 +573,7 @@
     <w:r>
       <w:tab/>
       <w:tab/>
-      <w:t>2026-06-23</w:t>
+      <w:t>2026-06-24</w:t>
       <w:br/>
       <w:br/>
     </w:r>

--- a/tillsyn/A 10274-2026 tillsynsbegäran.docx
+++ b/tillsyn/A 10274-2026 tillsynsbegäran.docx
@@ -573,7 +573,7 @@
     <w:r>
       <w:tab/>
       <w:tab/>
-      <w:t>2026-06-24</w:t>
+      <w:t>2026-06-25</w:t>
       <w:br/>
       <w:br/>
     </w:r>

--- a/tillsyn/A 10274-2026 tillsynsbegäran.docx
+++ b/tillsyn/A 10274-2026 tillsynsbegäran.docx
@@ -573,7 +573,7 @@
     <w:r>
       <w:tab/>
       <w:tab/>
-      <w:t>2026-06-25</w:t>
+      <w:t>2026-06-26</w:t>
       <w:br/>
       <w:br/>
     </w:r>

--- a/tillsyn/A 10274-2026 tillsynsbegäran.docx
+++ b/tillsyn/A 10274-2026 tillsynsbegäran.docx
@@ -573,7 +573,7 @@
     <w:r>
       <w:tab/>
       <w:tab/>
-      <w:t>2026-06-26</w:t>
+      <w:t>2026-06-27</w:t>
       <w:br/>
       <w:br/>
     </w:r>

--- a/tillsyn/A 10274-2026 tillsynsbegäran.docx
+++ b/tillsyn/A 10274-2026 tillsynsbegäran.docx
@@ -573,7 +573,7 @@
     <w:r>
       <w:tab/>
       <w:tab/>
-      <w:t>2026-06-27</w:t>
+      <w:t>2026-06-28</w:t>
       <w:br/>
       <w:br/>
     </w:r>

--- a/tillsyn/A 10274-2026 tillsynsbegäran.docx
+++ b/tillsyn/A 10274-2026 tillsynsbegäran.docx
@@ -573,7 +573,7 @@
     <w:r>
       <w:tab/>
       <w:tab/>
-      <w:t>2026-06-28</w:t>
+      <w:t>2026-06-29</w:t>
       <w:br/>
       <w:br/>
     </w:r>

--- a/tillsyn/A 10274-2026 tillsynsbegäran.docx
+++ b/tillsyn/A 10274-2026 tillsynsbegäran.docx
@@ -573,7 +573,7 @@
     <w:r>
       <w:tab/>
       <w:tab/>
-      <w:t>2026-06-29</w:t>
+      <w:t>2026-06-30</w:t>
       <w:br/>
       <w:br/>
     </w:r>

--- a/tillsyn/A 10274-2026 tillsynsbegäran.docx
+++ b/tillsyn/A 10274-2026 tillsynsbegäran.docx
@@ -573,7 +573,7 @@
     <w:r>
       <w:tab/>
       <w:tab/>
-      <w:t>2026-06-30</w:t>
+      <w:t>2026-07-01</w:t>
       <w:br/>
       <w:br/>
     </w:r>

--- a/tillsyn/A 10274-2026 tillsynsbegäran.docx
+++ b/tillsyn/A 10274-2026 tillsynsbegäran.docx
@@ -573,7 +573,7 @@
     <w:r>
       <w:tab/>
       <w:tab/>
-      <w:t>2026-07-01</w:t>
+      <w:t>2026-07-02</w:t>
       <w:br/>
       <w:br/>
     </w:r>

--- a/tillsyn/A 10274-2026 tillsynsbegäran.docx
+++ b/tillsyn/A 10274-2026 tillsynsbegäran.docx
@@ -573,7 +573,7 @@
     <w:r>
       <w:tab/>
       <w:tab/>
-      <w:t>2026-07-13</w:t>
+      <w:t>2026-07-14</w:t>
       <w:br/>
       <w:br/>
     </w:r>

--- a/tillsyn/A 10274-2026 tillsynsbegäran.docx
+++ b/tillsyn/A 10274-2026 tillsynsbegäran.docx
@@ -573,7 +573,7 @@
     <w:r>
       <w:tab/>
       <w:tab/>
-      <w:t>2026-07-14</w:t>
+      <w:t>2026-07-15</w:t>
       <w:br/>
       <w:br/>
     </w:r>

--- a/tillsyn/A 10274-2026 tillsynsbegäran.docx
+++ b/tillsyn/A 10274-2026 tillsynsbegäran.docx
@@ -573,7 +573,7 @@
     <w:r>
       <w:tab/>
       <w:tab/>
-      <w:t>2026-07-15</w:t>
+      <w:t>2026-07-16</w:t>
       <w:br/>
       <w:br/>
     </w:r>

--- a/tillsyn/A 10274-2026 tillsynsbegäran.docx
+++ b/tillsyn/A 10274-2026 tillsynsbegäran.docx
@@ -573,7 +573,7 @@
     <w:r>
       <w:tab/>
       <w:tab/>
-      <w:t>2026-07-16</w:t>
+      <w:t>2026-07-17</w:t>
       <w:br/>
       <w:br/>
     </w:r>

--- a/tillsyn/A 10274-2026 tillsynsbegäran.docx
+++ b/tillsyn/A 10274-2026 tillsynsbegäran.docx
@@ -573,7 +573,7 @@
     <w:r>
       <w:tab/>
       <w:tab/>
-      <w:t>2026-07-17</w:t>
+      <w:t>2026-07-18</w:t>
       <w:br/>
       <w:br/>
     </w:r>

--- a/tillsyn/A 10274-2026 tillsynsbegäran.docx
+++ b/tillsyn/A 10274-2026 tillsynsbegäran.docx
@@ -573,7 +573,7 @@
     <w:r>
       <w:tab/>
       <w:tab/>
-      <w:t>2026-07-18</w:t>
+      <w:t>2026-07-19</w:t>
       <w:br/>
       <w:br/>
     </w:r>

--- a/tillsyn/A 10274-2026 tillsynsbegäran.docx
+++ b/tillsyn/A 10274-2026 tillsynsbegäran.docx
@@ -573,7 +573,7 @@
     <w:r>
       <w:tab/>
       <w:tab/>
-      <w:t>2026-07-19</w:t>
+      <w:t>2026-07-20</w:t>
       <w:br/>
       <w:br/>
     </w:r>

--- a/tillsyn/A 10274-2026 tillsynsbegäran.docx
+++ b/tillsyn/A 10274-2026 tillsynsbegäran.docx
@@ -573,7 +573,7 @@
     <w:r>
       <w:tab/>
       <w:tab/>
-      <w:t>2026-07-20</w:t>
+      <w:t>2026-07-21</w:t>
       <w:br/>
       <w:br/>
     </w:r>

--- a/tillsyn/A 10274-2026 tillsynsbegäran.docx
+++ b/tillsyn/A 10274-2026 tillsynsbegäran.docx
@@ -573,7 +573,7 @@
     <w:r>
       <w:tab/>
       <w:tab/>
-      <w:t>2026-07-21</w:t>
+      <w:t>2026-07-22</w:t>
       <w:br/>
       <w:br/>
     </w:r>

--- a/tillsyn/A 10274-2026 tillsynsbegäran.docx
+++ b/tillsyn/A 10274-2026 tillsynsbegäran.docx
@@ -573,7 +573,7 @@
     <w:r>
       <w:tab/>
       <w:tab/>
-      <w:t>2026-07-22</w:t>
+      <w:t>2026-07-23</w:t>
       <w:br/>
       <w:br/>
     </w:r>

--- a/tillsyn/A 10274-2026 tillsynsbegäran.docx
+++ b/tillsyn/A 10274-2026 tillsynsbegäran.docx
@@ -573,7 +573,7 @@
     <w:r>
       <w:tab/>
       <w:tab/>
-      <w:t>2026-07-23</w:t>
+      <w:t>2026-07-24</w:t>
       <w:br/>
       <w:br/>
     </w:r>

--- a/tillsyn/A 10274-2026 tillsynsbegäran.docx
+++ b/tillsyn/A 10274-2026 tillsynsbegäran.docx
@@ -573,7 +573,7 @@
     <w:r>
       <w:tab/>
       <w:tab/>
-      <w:t>2026-07-24</w:t>
+      <w:t>2026-07-25</w:t>
       <w:br/>
       <w:br/>
     </w:r>

--- a/tillsyn/A 10274-2026 tillsynsbegäran.docx
+++ b/tillsyn/A 10274-2026 tillsynsbegäran.docx
@@ -573,7 +573,7 @@
     <w:r>
       <w:tab/>
       <w:tab/>
-      <w:t>2026-07-25</w:t>
+      <w:t>2026-07-26</w:t>
       <w:br/>
       <w:br/>
     </w:r>

--- a/tillsyn/A 10274-2026 tillsynsbegäran.docx
+++ b/tillsyn/A 10274-2026 tillsynsbegäran.docx
@@ -573,7 +573,7 @@
     <w:r>
       <w:tab/>
       <w:tab/>
-      <w:t>2026-07-26</w:t>
+      <w:t>2026-07-27</w:t>
       <w:br/>
       <w:br/>
     </w:r>

--- a/tillsyn/A 10274-2026 tillsynsbegäran.docx
+++ b/tillsyn/A 10274-2026 tillsynsbegäran.docx
@@ -573,7 +573,7 @@
     <w:r>
       <w:tab/>
       <w:tab/>
-      <w:t>2026-07-27</w:t>
+      <w:t>2026-07-28</w:t>
       <w:br/>
       <w:br/>
     </w:r>

--- a/tillsyn/A 10274-2026 tillsynsbegäran.docx
+++ b/tillsyn/A 10274-2026 tillsynsbegäran.docx
@@ -573,7 +573,7 @@
     <w:r>
       <w:tab/>
       <w:tab/>
-      <w:t>2026-07-28</w:t>
+      <w:t>2026-07-29</w:t>
       <w:br/>
       <w:br/>
     </w:r>

--- a/tillsyn/A 10274-2026 tillsynsbegäran.docx
+++ b/tillsyn/A 10274-2026 tillsynsbegäran.docx
@@ -573,7 +573,7 @@
     <w:r>
       <w:tab/>
       <w:tab/>
-      <w:t>2026-07-29</w:t>
+      <w:t>2026-07-30</w:t>
       <w:br/>
       <w:br/>
     </w:r>

--- a/tillsyn/A 10274-2026 tillsynsbegäran.docx
+++ b/tillsyn/A 10274-2026 tillsynsbegäran.docx
@@ -573,7 +573,7 @@
     <w:r>
       <w:tab/>
       <w:tab/>
-      <w:t>2026-07-30</w:t>
+      <w:t>2026-07-31</w:t>
       <w:br/>
       <w:br/>
     </w:r>

--- a/tillsyn/A 10274-2026 tillsynsbegäran.docx
+++ b/tillsyn/A 10274-2026 tillsynsbegäran.docx
@@ -573,7 +573,7 @@
     <w:r>
       <w:tab/>
       <w:tab/>
-      <w:t>2026-07-31</w:t>
+      <w:t>2026-08-01</w:t>
       <w:br/>
       <w:br/>
     </w:r>

--- a/tillsyn/A 10274-2026 tillsynsbegäran.docx
+++ b/tillsyn/A 10274-2026 tillsynsbegäran.docx
@@ -573,7 +573,7 @@
     <w:r>
       <w:tab/>
       <w:tab/>
-      <w:t>2026-08-01</w:t>
+      <w:t>2026-08-02</w:t>
       <w:br/>
       <w:br/>
     </w:r>

--- a/tillsyn/A 10274-2026 tillsynsbegäran.docx
+++ b/tillsyn/A 10274-2026 tillsynsbegäran.docx
@@ -573,7 +573,7 @@
     <w:r>
       <w:tab/>
       <w:tab/>
-      <w:t>2026-08-02</w:t>
+      <w:t>2026-08-03</w:t>
       <w:br/>
       <w:br/>
     </w:r>

--- a/tillsyn/A 10274-2026 tillsynsbegäran.docx
+++ b/tillsyn/A 10274-2026 tillsynsbegäran.docx
@@ -573,7 +573,7 @@
     <w:r>
       <w:tab/>
       <w:tab/>
-      <w:t>2026-08-03</w:t>
+      <w:t>2026-08-05</w:t>
       <w:br/>
       <w:br/>
     </w:r>

--- a/tillsyn/A 10274-2026 tillsynsbegäran.docx
+++ b/tillsyn/A 10274-2026 tillsynsbegäran.docx
@@ -573,7 +573,7 @@
     <w:r>
       <w:tab/>
       <w:tab/>
-      <w:t>2026-08-05</w:t>
+      <w:t>2026-08-07</w:t>
       <w:br/>
       <w:br/>
     </w:r>

--- a/tillsyn/A 10274-2026 tillsynsbegäran.docx
+++ b/tillsyn/A 10274-2026 tillsynsbegäran.docx
@@ -573,7 +573,7 @@
     <w:r>
       <w:tab/>
       <w:tab/>
-      <w:t>2026-08-07</w:t>
+      <w:t>2026-08-08</w:t>
       <w:br/>
       <w:br/>
     </w:r>

--- a/tillsyn/A 10274-2026 tillsynsbegäran.docx
+++ b/tillsyn/A 10274-2026 tillsynsbegäran.docx
@@ -60,7 +60,7 @@
         <w:spacing w:after="240"/>
       </w:pPr>
       <w:r>
-        <w:t>Figur 1. Fyndplatser för naturvårdsarter i och inom 18 meter från avverkningsanmälan. Markörer utan svart kant är placerade på fyndplatsen. Markörer med svart kant är placerade vid sidan av fyndplatsen har ett svart streck som visar fyndplatsens exakta position. Kartans mittpunktskoordinat är N 6368259, E 720509 i SWEREF 99 TM.</w:t>
+        <w:t>Figur 1. Fyndplatser för naturvårdsarter i och inom 18 meter från avverkningsanmälan. Markörer utan svart kant är placerade på fyndplatsen. Markörer med svart kant är placerade vid sidan av fyndplatsen och har ett svart streck som visar fyndplatsens exakta position. Kartans mittpunktskoordinat är N 6368259, E 720509 i SWEREF 99 TM.</w:t>
       </w:r>
     </w:p>
     <w:p>
@@ -573,7 +573,7 @@
     <w:r>
       <w:tab/>
       <w:tab/>
-      <w:t>2026-08-14</w:t>
+      <w:t>2026-08-15</w:t>
       <w:br/>
       <w:br/>
     </w:r>

--- a/tillsyn/A 10274-2026 tillsynsbegäran.docx
+++ b/tillsyn/A 10274-2026 tillsynsbegäran.docx
@@ -573,7 +573,7 @@
     <w:r>
       <w:tab/>
       <w:tab/>
-      <w:t>2026-08-15</w:t>
+      <w:t>2026-08-16</w:t>
       <w:br/>
       <w:br/>
     </w:r>

--- a/tillsyn/A 10274-2026 tillsynsbegäran.docx
+++ b/tillsyn/A 10274-2026 tillsynsbegäran.docx
@@ -573,7 +573,7 @@
     <w:r>
       <w:tab/>
       <w:tab/>
-      <w:t>2026-08-16</w:t>
+      <w:t>2026-08-17</w:t>
       <w:br/>
       <w:br/>
     </w:r>

--- a/tillsyn/A 10274-2026 tillsynsbegäran.docx
+++ b/tillsyn/A 10274-2026 tillsynsbegäran.docx
@@ -573,7 +573,7 @@
     <w:r>
       <w:tab/>
       <w:tab/>
-      <w:t>2026-08-17</w:t>
+      <w:t>2026-08-18</w:t>
       <w:br/>
       <w:br/>
     </w:r>

--- a/tillsyn/A 10274-2026 tillsynsbegäran.docx
+++ b/tillsyn/A 10274-2026 tillsynsbegäran.docx
@@ -573,7 +573,7 @@
     <w:r>
       <w:tab/>
       <w:tab/>
-      <w:t>2026-08-18</w:t>
+      <w:t>2026-08-19</w:t>
       <w:br/>
       <w:br/>
     </w:r>

--- a/tillsyn/A 10274-2026 tillsynsbegäran.docx
+++ b/tillsyn/A 10274-2026 tillsynsbegäran.docx
@@ -573,7 +573,7 @@
     <w:r>
       <w:tab/>
       <w:tab/>
-      <w:t>2026-08-19</w:t>
+      <w:t>2026-08-20</w:t>
       <w:br/>
       <w:br/>
     </w:r>

--- a/tillsyn/A 10274-2026 tillsynsbegäran.docx
+++ b/tillsyn/A 10274-2026 tillsynsbegäran.docx
@@ -573,7 +573,7 @@
     <w:r>
       <w:tab/>
       <w:tab/>
-      <w:t>2026-08-20</w:t>
+      <w:t>2026-08-21</w:t>
       <w:br/>
       <w:br/>
     </w:r>

--- a/tillsyn/A 10274-2026 tillsynsbegäran.docx
+++ b/tillsyn/A 10274-2026 tillsynsbegäran.docx
@@ -573,7 +573,7 @@
     <w:r>
       <w:tab/>
       <w:tab/>
-      <w:t>2026-08-21</w:t>
+      <w:t>2026-08-22</w:t>
       <w:br/>
       <w:br/>
     </w:r>

--- a/tillsyn/A 10274-2026 tillsynsbegäran.docx
+++ b/tillsyn/A 10274-2026 tillsynsbegäran.docx
@@ -573,7 +573,7 @@
     <w:r>
       <w:tab/>
       <w:tab/>
-      <w:t>2026-08-22</w:t>
+      <w:t>2026-08-23</w:t>
       <w:br/>
       <w:br/>
     </w:r>

--- a/tillsyn/A 10274-2026 tillsynsbegäran.docx
+++ b/tillsyn/A 10274-2026 tillsynsbegäran.docx
@@ -573,7 +573,7 @@
     <w:r>
       <w:tab/>
       <w:tab/>
-      <w:t>2026-08-23</w:t>
+      <w:t>2026-08-24</w:t>
       <w:br/>
       <w:br/>
     </w:r>

--- a/tillsyn/A 10274-2026 tillsynsbegäran.docx
+++ b/tillsyn/A 10274-2026 tillsynsbegäran.docx
@@ -573,7 +573,7 @@
     <w:r>
       <w:tab/>
       <w:tab/>
-      <w:t>2026-08-24</w:t>
+      <w:t>2026-08-25</w:t>
       <w:br/>
       <w:br/>
     </w:r>

--- a/tillsyn/A 10274-2026 tillsynsbegäran.docx
+++ b/tillsyn/A 10274-2026 tillsynsbegäran.docx
@@ -573,7 +573,7 @@
     <w:r>
       <w:tab/>
       <w:tab/>
-      <w:t>2026-08-25</w:t>
+      <w:t>2026-08-26</w:t>
       <w:br/>
       <w:br/>
     </w:r>

--- a/tillsyn/A 10274-2026 tillsynsbegäran.docx
+++ b/tillsyn/A 10274-2026 tillsynsbegäran.docx
@@ -573,7 +573,7 @@
     <w:r>
       <w:tab/>
       <w:tab/>
-      <w:t>2026-08-26</w:t>
+      <w:t>2026-08-27</w:t>
       <w:br/>
       <w:br/>
     </w:r>

--- a/tillsyn/A 10274-2026 tillsynsbegäran.docx
+++ b/tillsyn/A 10274-2026 tillsynsbegäran.docx
@@ -573,7 +573,7 @@
     <w:r>
       <w:tab/>
       <w:tab/>
-      <w:t>2026-08-27</w:t>
+      <w:t>2026-08-28</w:t>
       <w:br/>
       <w:br/>
     </w:r>

--- a/tillsyn/A 10274-2026 tillsynsbegäran.docx
+++ b/tillsyn/A 10274-2026 tillsynsbegäran.docx
@@ -573,7 +573,7 @@
     <w:r>
       <w:tab/>
       <w:tab/>
-      <w:t>2026-08-28</w:t>
+      <w:t>2026-08-29</w:t>
       <w:br/>
       <w:br/>
     </w:r>

--- a/tillsyn/A 10274-2026 tillsynsbegäran.docx
+++ b/tillsyn/A 10274-2026 tillsynsbegäran.docx
@@ -573,7 +573,7 @@
     <w:r>
       <w:tab/>
       <w:tab/>
-      <w:t>2026-08-29</w:t>
+      <w:t>2026-08-31</w:t>
       <w:br/>
       <w:br/>
     </w:r>

--- a/tillsyn/A 10274-2026 tillsynsbegäran.docx
+++ b/tillsyn/A 10274-2026 tillsynsbegäran.docx
@@ -573,7 +573,7 @@
     <w:r>
       <w:tab/>
       <w:tab/>
-      <w:t>2026-08-31</w:t>
+      <w:t>2026-09-01</w:t>
       <w:br/>
       <w:br/>
     </w:r>

--- a/tillsyn/A 10274-2026 tillsynsbegäran.docx
+++ b/tillsyn/A 10274-2026 tillsynsbegäran.docx
@@ -573,7 +573,7 @@
     <w:r>
       <w:tab/>
       <w:tab/>
-      <w:t>2026-09-01</w:t>
+      <w:t>2026-09-02</w:t>
       <w:br/>
       <w:br/>
     </w:r>

--- a/tillsyn/A 10274-2026 tillsynsbegäran.docx
+++ b/tillsyn/A 10274-2026 tillsynsbegäran.docx
@@ -573,7 +573,7 @@
     <w:r>
       <w:tab/>
       <w:tab/>
-      <w:t>2026-09-02</w:t>
+      <w:t>2026-09-03</w:t>
       <w:br/>
       <w:br/>
     </w:r>

--- a/tillsyn/A 10274-2026 tillsynsbegäran.docx
+++ b/tillsyn/A 10274-2026 tillsynsbegäran.docx
@@ -573,7 +573,7 @@
     <w:r>
       <w:tab/>
       <w:tab/>
-      <w:t>2026-09-03</w:t>
+      <w:t>2026-09-04</w:t>
       <w:br/>
       <w:br/>
     </w:r>

--- a/tillsyn/A 10274-2026 tillsynsbegäran.docx
+++ b/tillsyn/A 10274-2026 tillsynsbegäran.docx
@@ -573,7 +573,7 @@
     <w:r>
       <w:tab/>
       <w:tab/>
-      <w:t>2026-09-04</w:t>
+      <w:t>2026-09-05</w:t>
       <w:br/>
       <w:br/>
     </w:r>
